--- a/실험데이터/공정모델링_DOE_2anchor_3anchor_Fmin32_측정직경모델/Xray_DOE_공정모델링_데이터정의_보고서.docx
+++ b/실험데이터/공정모델링_DOE_2anchor_3anchor_Fmin32_측정직경모델/Xray_DOE_공정모델링_데이터정의_보고서.docx
@@ -4976,6 +4976,48 @@
           </w:p>
         </w:tc>
       </w:tr>
+      <w:tr>
+        <w:tc>
+          <w:tcPr>
+            <w:tcW w:type="dxa" w:w="2592"/>
+          </w:tcPr>
+          <w:p>
+            <w:r>
+              <w:t>2e</w:t>
+            </w:r>
+          </w:p>
+        </w:tc>
+        <w:tc>
+          <w:tcPr>
+            <w:tcW w:type="dxa" w:w="2592"/>
+          </w:tcPr>
+          <w:p>
+            <w:r>
+              <w:t>Result_Time_Data.csv</w:t>
+            </w:r>
+          </w:p>
+        </w:tc>
+        <w:tc>
+          <w:tcPr>
+            <w:tcW w:type="dxa" w:w="2592"/>
+          </w:tcPr>
+          <w:p>
+            <w:r>
+              <w:t>Run Id별 Start/Finish Time + Recipe Id(=Global_Run_ID)</w:t>
+            </w:r>
+          </w:p>
+        </w:tc>
+        <w:tc>
+          <w:tcPr>
+            <w:tcW w:type="dxa" w:w="2592"/>
+          </w:tcPr>
+          <w:p>
+            <w:r>
+              <w:t>Tact_sec = Finish−Start (실제 검사시간, 권장). 파일명 타임스탬프보다 정확</w:t>
+            </w:r>
+          </w:p>
+        </w:tc>
+      </w:tr>
     </w:tbl>
     <w:p>
       <w:pPr>
@@ -6407,7 +6449,7 @@
           </w:tcPr>
           <w:p>
             <w:r>
-              <w:t>자동(Image_File_List)</w:t>
+              <w:t>자동(Result_Time_Data.csv)</w:t>
             </w:r>
           </w:p>
         </w:tc>
@@ -6424,7 +6466,7 @@
           </w:tcPr>
           <w:p>
             <w:r>
-              <w:t>Images/Image_File_List 파일명 타임스탬프의 (마지막−처음) 초. die 이미지 촬영 구간</w:t>
+              <w:t>Run Id별 (Finish Time − Start Time) 초. Recipe Id로 Global_Run_ID 매칭</w:t>
             </w:r>
           </w:p>
         </w:tc>

--- a/실험데이터/공정모델링_DOE_2anchor_3anchor_Fmin32_측정직경모델/Xray_DOE_공정모델링_데이터정의_보고서.docx
+++ b/실험데이터/공정모델링_DOE_2anchor_3anchor_Fmin32_측정직경모델/Xray_DOE_공정모델링_데이터정의_보고서.docx
@@ -466,24 +466,10 @@
             </w:tcMar>
           </w:tcPr>
           <w:p>
-            <w:pPr>
-              <w:spacing w:after="80"/>
-            </w:pPr>
-            <w:r>
-              <w:rPr>
-                <w:b/>
-                <w:color w:val="1F4E78"/>
-                <w:sz w:val="22"/>
-              </w:rPr>
-              <w:t>한 줄 결론</w:t>
-            </w:r>
-          </w:p>
-          <w:p>
-            <w:pPr>
-              <w:spacing w:after="0" w:line="264" w:lineRule="auto"/>
-            </w:pPr>
-            <w:r>
-              <w:t>실험 데이터가 준비되면 먼저 측정직경이 PD와 맞는 조건을 찾고, 그 조건 중 N_8% ≥ 29 및 void 반복 노이즈/Gold 비교를 만족하는 조건만 8% void 정량 판정 후보로 인정한다.</w:t>
+            <w:r>
+              <w:t>한 줄 결론 (2026-07-10 실측 반영)</w:t>
+              <w:br/>
+              <w:t>실측 결과 직경 모델은 확정 가능하다(kV–직경은 2차 포물선, 중심 kV에서 Q≈1). 단 ①26µm은 측정가능 R에서 N8&lt;29라 8% void 정량은 해상도 한계이고, ②실측 void가 거의 0%라 False OK/NG(void 판정 정확도) 검증은 불가하다. → 현재는 직경·tact 모델과 86µm N8 게이트까지 확정하고, void 정확도는 8% 근처 void 샘플 확보 후 진행한다.</w:t>
             </w:r>
           </w:p>
         </w:tc>
@@ -14706,6 +14692,4299 @@
         <w:spacing w:after="40"/>
       </w:pPr>
     </w:p>
+    <w:p>
+      <w:r>
+        <w:br w:type="page"/>
+      </w:r>
+    </w:p>
+    <w:p>
+      <w:pPr>
+        <w:pStyle w:val="Heading1"/>
+      </w:pPr>
+      <w:r>
+        <w:t>11. 실측 데이터 반영 — 검토 결과 및 정정 (2026-07-10 실행 38런)</w:t>
+      </w:r>
+    </w:p>
+    <w:p>
+      <w:r>
+        <w:t>공정모델링_DOE 엑셀에 실측치를 채운 뒤 도출한 검토 결과. 계획서 §2·§4·§5는 이 결과에 맞춰 갱신되었다.</w:t>
+      </w:r>
+    </w:p>
+    <w:p>
+      <w:pPr>
+        <w:pStyle w:val="Heading2"/>
+      </w:pPr>
+      <w:r>
+        <w:t>11.1 핵심 발견</w:t>
+      </w:r>
+    </w:p>
+    <w:tbl>
+      <w:tblPr>
+        <w:tblStyle w:val="TableGrid"/>
+        <w:tblW w:type="auto" w:w="0"/>
+        <w:tblLook w:firstColumn="1" w:firstRow="1" w:lastColumn="0" w:lastRow="0" w:noHBand="0" w:noVBand="1" w:val="04A0"/>
+      </w:tblPr>
+      <w:tblGrid>
+        <w:gridCol w:w="5184"/>
+        <w:gridCol w:w="5184"/>
+      </w:tblGrid>
+      <w:tr>
+        <w:tc>
+          <w:tcPr>
+            <w:tcW w:type="dxa" w:w="5184"/>
+          </w:tcPr>
+          <w:p>
+            <w:r>
+              <w:t>발견</w:t>
+            </w:r>
+          </w:p>
+        </w:tc>
+        <w:tc>
+          <w:tcPr>
+            <w:tcW w:type="dxa" w:w="5184"/>
+          </w:tcPr>
+          <w:p>
+            <w:r>
+              <w:t>내용</w:t>
+            </w:r>
+          </w:p>
+        </w:tc>
+      </w:tr>
+      <w:tr>
+        <w:tc>
+          <w:tcPr>
+            <w:tcW w:type="dxa" w:w="5184"/>
+          </w:tcPr>
+          <w:p>
+            <w:r>
+              <w:t>kV–직경은 2차(포물선) 관계</w:t>
+            </w:r>
+          </w:p>
+        </w:tc>
+        <w:tc>
+          <w:tcPr>
+            <w:tcW w:type="dxa" w:w="5184"/>
+          </w:tcPr>
+          <w:p>
+            <w:r>
+              <w:t>중심 kV(26µm=60, 86µm=60.5)에서 Q_dia 최대(≈0.98~1.00), ±2kV에서 급락(26µm Q0.79~0.82, 약 8%/kV). 직경 회귀모델에 kV² 항 필수, kV*=중심. 직경 Gate 통과는 중심 kV 조건에 한정(18/38).</w:t>
+            </w:r>
+          </w:p>
+        </w:tc>
+      </w:tr>
+      <w:tr>
+        <w:tc>
+          <w:tcPr>
+            <w:tcW w:type="dxa" w:w="5184"/>
+          </w:tcPr>
+          <w:p>
+            <w:r>
+              <w:t>26µm은 N8≥29를 어떤 조건에서도 못 넘음</w:t>
+            </w:r>
+          </w:p>
+        </w:tc>
+        <w:tc>
+          <w:tcPr>
+            <w:tcW w:type="dxa" w:w="5184"/>
+          </w:tcPr>
+          <w:p>
+            <w:r>
+              <w:t>26µm N8 범위 9~21. 측정가능 최소 R(0.35+F128)에서도 N8≈21&lt;29. 더 낮은 R(≤0.25)은 광자부족으로 측정 붕괴. 26µm은 8% void 정량 해상도 부족 = 직경·tact 모델만 유효.</w:t>
+            </w:r>
+          </w:p>
+        </w:tc>
+      </w:tr>
+      <w:tr>
+        <w:tc>
+          <w:tcPr>
+            <w:tcW w:type="dxa" w:w="5184"/>
+          </w:tcPr>
+          <w:p>
+            <w:r>
+              <w:t>86µm은 R≤0.8에서 N8≥29 충족</w:t>
+            </w:r>
+          </w:p>
+        </w:tc>
+        <w:tc>
+          <w:tcPr>
+            <w:tcW w:type="dxa" w:w="5184"/>
+          </w:tcPr>
+          <w:p>
+            <w:r>
+              <w:t>R0.5→N8≈47, R0.8→N8≈30, R1.5→N8≈15(미달). 직경+N8 동시 통과 7런(모두 86µm·중심 kV·R≤0.8).</w:t>
+            </w:r>
+          </w:p>
+        </w:tc>
+      </w:tr>
+      <w:tr>
+        <w:tc>
+          <w:tcPr>
+            <w:tcW w:type="dxa" w:w="5184"/>
+          </w:tcPr>
+          <w:p>
+            <w:r>
+              <w:t>실측 void가 거의 0%</w:t>
+            </w:r>
+          </w:p>
+        </w:tc>
+        <w:tc>
+          <w:tcPr>
+            <w:tcW w:type="dxa" w:w="5184"/>
+          </w:tcPr>
+          <w:p>
+            <w:r>
+              <w:t>38런 중 유의미한 void는 D26-15(1.4%)·D26-17(2.7%)뿐, 8% 근처 없음. False OK/NG(void 판정 정확도) 검증 현재 불가. 8% 근처 void 샘플 확보 필요.</w:t>
+            </w:r>
+          </w:p>
+        </w:tc>
+      </w:tr>
+      <w:tr>
+        <w:tc>
+          <w:tcPr>
+            <w:tcW w:type="dxa" w:w="5184"/>
+          </w:tcPr>
+          <w:p>
+            <w:r>
+              <w:t>Tact는 bump 수(R)·F에 좌우</w:t>
+            </w:r>
+          </w:p>
+        </w:tc>
+        <w:tc>
+          <w:tcPr>
+            <w:tcW w:type="dxa" w:w="5184"/>
+          </w:tcPr>
+          <w:p>
+            <w:r>
+              <w:t>실측 110~430초. 거친 R(FOV↑→bump↑)·고 F가 느림. tact 모델 = a·(die당 타일수/bump수)·F + b.</w:t>
+            </w:r>
+          </w:p>
+        </w:tc>
+      </w:tr>
+      <w:tr>
+        <w:tc>
+          <w:tcPr>
+            <w:tcW w:type="dxa" w:w="5184"/>
+          </w:tcPr>
+          <w:p>
+            <w:r>
+              <w:t>전 38런 매칭 6/6 성공</w:t>
+            </w:r>
+          </w:p>
+        </w:tc>
+        <w:tc>
+          <w:tcPr>
+            <w:tcW w:type="dxa" w:w="5184"/>
+          </w:tcPr>
+          <w:p>
+            <w:r>
+              <w:t>설계가 측정실패 영역(R0.2 등)을 회피 → 낭비 런 없음. 1차 실측 R0.2 실패와 대조.</w:t>
+            </w:r>
+          </w:p>
+        </w:tc>
+      </w:tr>
+      <w:tr>
+        <w:tc>
+          <w:tcPr>
+            <w:tcW w:type="dxa" w:w="5184"/>
+          </w:tcPr>
+          <w:p>
+            <w:r>
+              <w:t>데이터 출처 정정</w:t>
+            </w:r>
+          </w:p>
+        </w:tc>
+        <w:tc>
+          <w:tcPr>
+            <w:tcW w:type="dxa" w:w="5184"/>
+          </w:tcPr>
+          <w:p>
+            <w:r>
+              <w:t>매칭/실패=Images/Image_File_List(Image_Status), tact=Result_Time_Data.csv(Finish−Start), 직경/void=XRA_VOID.</w:t>
+            </w:r>
+          </w:p>
+        </w:tc>
+      </w:tr>
+      <w:tr>
+        <w:tc>
+          <w:tcPr>
+            <w:tcW w:type="dxa" w:w="5184"/>
+          </w:tcPr>
+          <w:p>
+            <w:r>
+              <w:t>0 제외 평균은 열마다 다름</w:t>
+            </w:r>
+          </w:p>
+        </w:tc>
+        <w:tc>
+          <w:tcPr>
+            <w:tcW w:type="dxa" w:w="5184"/>
+          </w:tcPr>
+          <w:p>
+            <w:r>
+              <w:t>직경 0=검출실패(0 제외 평균), void% 0=void 없음(0 포함 평균).</w:t>
+            </w:r>
+          </w:p>
+        </w:tc>
+      </w:tr>
+    </w:tbl>
+    <w:p>
+      <w:pPr>
+        <w:pStyle w:val="Heading2"/>
+      </w:pPr>
+      <w:r>
+        <w:t>11.2 게이트 통과 현황</w:t>
+      </w:r>
+    </w:p>
+    <w:p>
+      <w:r>
+        <w:t>직경 Gate(0.97≤Q≤1.03) 통과: 18/38 (중심 kV 조건).  N8 Gate(≥29) 통과: 12/38 (전부 86µm).  직경+N8 동시 통과: 7/38 — D86-06, D86-01, D86-02, D86-03, D86-08, D86-09, D86-10.</w:t>
+      </w:r>
+    </w:p>
+    <w:p>
+      <w:pPr>
+        <w:pStyle w:val="Heading2"/>
+      </w:pPr>
+      <w:r>
+        <w:t>11.3 결론 정정</w:t>
+      </w:r>
+    </w:p>
+    <w:p>
+      <w:pPr>
+        <w:pStyle w:val="ListBullet"/>
+      </w:pPr>
+      <w:r>
+        <w:t>① 직경 모델(kV² 포함)과 tact 모델은 현재 데이터로 확정 가능.</w:t>
+      </w:r>
+    </w:p>
+    <w:p>
+      <w:pPr>
+        <w:pStyle w:val="ListBullet"/>
+      </w:pPr>
+      <w:r>
+        <w:t>② N8 해상도 게이트는 86µm만 통과(R≤0.8). 26µm은 측정가능 R에서 미달 → 26µm 8% void 정량은 해상도 한계.</w:t>
+      </w:r>
+    </w:p>
+    <w:p>
+      <w:pPr>
+        <w:pStyle w:val="ListBullet"/>
+      </w:pPr>
+      <w:r>
+        <w:t>③ void 판정 정확도(False OK/NG)는 실측 void≈0으로 미검증 → 8% 근처 void 샘플 추가 실험 필요.</w:t>
+      </w:r>
+    </w:p>
+    <w:p>
+      <w:pPr>
+        <w:pStyle w:val="ListBullet"/>
+      </w:pPr>
+      <w:r>
+        <w:t>④ 최적 조건(현재): 86µm은 kV60.5·R0.8·F32(가능 최소)에서 직경·N8 통과+tact 최소 후보. 26µm은 kV60·R0.5에서 직경만 확보.</w:t>
+      </w:r>
+    </w:p>
+    <w:p>
+      <w:pPr>
+        <w:pStyle w:val="Heading2"/>
+      </w:pPr>
+      <w:r>
+        <w:t>11.4 실측 결과표 (38런)</w:t>
+      </w:r>
+    </w:p>
+    <w:tbl>
+      <w:tblPr>
+        <w:tblStyle w:val="TableGrid"/>
+        <w:tblW w:type="auto" w:w="0"/>
+        <w:tblLook w:firstColumn="1" w:firstRow="1" w:lastColumn="0" w:lastRow="0" w:noHBand="0" w:noVBand="1" w:val="04A0"/>
+      </w:tblPr>
+      <w:tblGrid>
+        <w:gridCol w:w="1037"/>
+        <w:gridCol w:w="1037"/>
+        <w:gridCol w:w="1037"/>
+        <w:gridCol w:w="1037"/>
+        <w:gridCol w:w="1037"/>
+        <w:gridCol w:w="1037"/>
+        <w:gridCol w:w="1037"/>
+        <w:gridCol w:w="1037"/>
+        <w:gridCol w:w="1037"/>
+        <w:gridCol w:w="1037"/>
+      </w:tblGrid>
+      <w:tr>
+        <w:tc>
+          <w:tcPr>
+            <w:tcW w:type="dxa" w:w="1037"/>
+          </w:tcPr>
+          <w:p>
+            <w:r>
+              <w:t>Global_Run_ID</w:t>
+            </w:r>
+          </w:p>
+        </w:tc>
+        <w:tc>
+          <w:tcPr>
+            <w:tcW w:type="dxa" w:w="1037"/>
+          </w:tcPr>
+          <w:p>
+            <w:r>
+              <w:t>kV</w:t>
+            </w:r>
+          </w:p>
+        </w:tc>
+        <w:tc>
+          <w:tcPr>
+            <w:tcW w:type="dxa" w:w="1037"/>
+          </w:tcPr>
+          <w:p>
+            <w:r>
+              <w:t>R</w:t>
+            </w:r>
+          </w:p>
+        </w:tc>
+        <w:tc>
+          <w:tcPr>
+            <w:tcW w:type="dxa" w:w="1037"/>
+          </w:tcPr>
+          <w:p>
+            <w:r>
+              <w:t>F</w:t>
+            </w:r>
+          </w:p>
+        </w:tc>
+        <w:tc>
+          <w:tcPr>
+            <w:tcW w:type="dxa" w:w="1037"/>
+          </w:tcPr>
+          <w:p>
+            <w:r>
+              <w:t>W</w:t>
+            </w:r>
+          </w:p>
+        </w:tc>
+        <w:tc>
+          <w:tcPr>
+            <w:tcW w:type="dxa" w:w="1037"/>
+          </w:tcPr>
+          <w:p>
+            <w:r>
+              <w:t>측정직경</w:t>
+            </w:r>
+          </w:p>
+        </w:tc>
+        <w:tc>
+          <w:tcPr>
+            <w:tcW w:type="dxa" w:w="1037"/>
+          </w:tcPr>
+          <w:p>
+            <w:r>
+              <w:t>Q_dia</w:t>
+            </w:r>
+          </w:p>
+        </w:tc>
+        <w:tc>
+          <w:tcPr>
+            <w:tcW w:type="dxa" w:w="1037"/>
+          </w:tcPr>
+          <w:p>
+            <w:r>
+              <w:t>N8</w:t>
+            </w:r>
+          </w:p>
+        </w:tc>
+        <w:tc>
+          <w:tcPr>
+            <w:tcW w:type="dxa" w:w="1037"/>
+          </w:tcPr>
+          <w:p>
+            <w:r>
+              <w:t>Tact(s)</w:t>
+            </w:r>
+          </w:p>
+        </w:tc>
+        <w:tc>
+          <w:tcPr>
+            <w:tcW w:type="dxa" w:w="1037"/>
+          </w:tcPr>
+          <w:p>
+            <w:r>
+              <w:t>판정</w:t>
+            </w:r>
+          </w:p>
+        </w:tc>
+      </w:tr>
+      <w:tr>
+        <w:tc>
+          <w:tcPr>
+            <w:tcW w:type="dxa" w:w="1037"/>
+          </w:tcPr>
+          <w:p>
+            <w:r>
+              <w:t>D26-01</w:t>
+            </w:r>
+          </w:p>
+        </w:tc>
+        <w:tc>
+          <w:tcPr>
+            <w:tcW w:type="dxa" w:w="1037"/>
+          </w:tcPr>
+          <w:p>
+            <w:r>
+              <w:t>60</w:t>
+            </w:r>
+          </w:p>
+        </w:tc>
+        <w:tc>
+          <w:tcPr>
+            <w:tcW w:type="dxa" w:w="1037"/>
+          </w:tcPr>
+          <w:p>
+            <w:r>
+              <w:t>0.5</w:t>
+            </w:r>
+          </w:p>
+        </w:tc>
+        <w:tc>
+          <w:tcPr>
+            <w:tcW w:type="dxa" w:w="1037"/>
+          </w:tcPr>
+          <w:p>
+            <w:r>
+              <w:t>64</w:t>
+            </w:r>
+          </w:p>
+        </w:tc>
+        <w:tc>
+          <w:tcPr>
+            <w:tcW w:type="dxa" w:w="1037"/>
+          </w:tcPr>
+          <w:p>
+            <w:r>
+              <w:t>4</w:t>
+            </w:r>
+          </w:p>
+        </w:tc>
+        <w:tc>
+          <w:tcPr>
+            <w:tcW w:type="dxa" w:w="1037"/>
+          </w:tcPr>
+          <w:p>
+            <w:r>
+              <w:t>25.5</w:t>
+            </w:r>
+          </w:p>
+        </w:tc>
+        <w:tc>
+          <w:tcPr>
+            <w:tcW w:type="dxa" w:w="1037"/>
+          </w:tcPr>
+          <w:p>
+            <w:r>
+              <w:t>0.979</w:t>
+            </w:r>
+          </w:p>
+        </w:tc>
+        <w:tc>
+          <w:tcPr>
+            <w:tcW w:type="dxa" w:w="1037"/>
+          </w:tcPr>
+          <w:p>
+            <w:r>
+              <w:t>14.4</w:t>
+            </w:r>
+          </w:p>
+        </w:tc>
+        <w:tc>
+          <w:tcPr>
+            <w:tcW w:type="dxa" w:w="1037"/>
+          </w:tcPr>
+          <w:p>
+            <w:r>
+              <w:t>169</w:t>
+            </w:r>
+          </w:p>
+        </w:tc>
+        <w:tc>
+          <w:tcPr>
+            <w:tcW w:type="dxa" w:w="1037"/>
+          </w:tcPr>
+          <w:p>
+            <w:r>
+              <w:t>직경O/N8X</w:t>
+            </w:r>
+          </w:p>
+        </w:tc>
+      </w:tr>
+      <w:tr>
+        <w:tc>
+          <w:tcPr>
+            <w:tcW w:type="dxa" w:w="1037"/>
+          </w:tcPr>
+          <w:p>
+            <w:r>
+              <w:t>D26-02</w:t>
+            </w:r>
+          </w:p>
+        </w:tc>
+        <w:tc>
+          <w:tcPr>
+            <w:tcW w:type="dxa" w:w="1037"/>
+          </w:tcPr>
+          <w:p>
+            <w:r>
+              <w:t>60</w:t>
+            </w:r>
+          </w:p>
+        </w:tc>
+        <w:tc>
+          <w:tcPr>
+            <w:tcW w:type="dxa" w:w="1037"/>
+          </w:tcPr>
+          <w:p>
+            <w:r>
+              <w:t>0.5</w:t>
+            </w:r>
+          </w:p>
+        </w:tc>
+        <w:tc>
+          <w:tcPr>
+            <w:tcW w:type="dxa" w:w="1037"/>
+          </w:tcPr>
+          <w:p>
+            <w:r>
+              <w:t>64</w:t>
+            </w:r>
+          </w:p>
+        </w:tc>
+        <w:tc>
+          <w:tcPr>
+            <w:tcW w:type="dxa" w:w="1037"/>
+          </w:tcPr>
+          <w:p>
+            <w:r>
+              <w:t>4</w:t>
+            </w:r>
+          </w:p>
+        </w:tc>
+        <w:tc>
+          <w:tcPr>
+            <w:tcW w:type="dxa" w:w="1037"/>
+          </w:tcPr>
+          <w:p>
+            <w:r>
+              <w:t>25.4</w:t>
+            </w:r>
+          </w:p>
+        </w:tc>
+        <w:tc>
+          <w:tcPr>
+            <w:tcW w:type="dxa" w:w="1037"/>
+          </w:tcPr>
+          <w:p>
+            <w:r>
+              <w:t>0.978</w:t>
+            </w:r>
+          </w:p>
+        </w:tc>
+        <w:tc>
+          <w:tcPr>
+            <w:tcW w:type="dxa" w:w="1037"/>
+          </w:tcPr>
+          <w:p>
+            <w:r>
+              <w:t>14.4</w:t>
+            </w:r>
+          </w:p>
+        </w:tc>
+        <w:tc>
+          <w:tcPr>
+            <w:tcW w:type="dxa" w:w="1037"/>
+          </w:tcPr>
+          <w:p>
+            <w:r>
+              <w:t>154</w:t>
+            </w:r>
+          </w:p>
+        </w:tc>
+        <w:tc>
+          <w:tcPr>
+            <w:tcW w:type="dxa" w:w="1037"/>
+          </w:tcPr>
+          <w:p>
+            <w:r>
+              <w:t>직경O/N8X</w:t>
+            </w:r>
+          </w:p>
+        </w:tc>
+      </w:tr>
+      <w:tr>
+        <w:tc>
+          <w:tcPr>
+            <w:tcW w:type="dxa" w:w="1037"/>
+          </w:tcPr>
+          <w:p>
+            <w:r>
+              <w:t>D26-03</w:t>
+            </w:r>
+          </w:p>
+        </w:tc>
+        <w:tc>
+          <w:tcPr>
+            <w:tcW w:type="dxa" w:w="1037"/>
+          </w:tcPr>
+          <w:p>
+            <w:r>
+              <w:t>60</w:t>
+            </w:r>
+          </w:p>
+        </w:tc>
+        <w:tc>
+          <w:tcPr>
+            <w:tcW w:type="dxa" w:w="1037"/>
+          </w:tcPr>
+          <w:p>
+            <w:r>
+              <w:t>0.5</w:t>
+            </w:r>
+          </w:p>
+        </w:tc>
+        <w:tc>
+          <w:tcPr>
+            <w:tcW w:type="dxa" w:w="1037"/>
+          </w:tcPr>
+          <w:p>
+            <w:r>
+              <w:t>64</w:t>
+            </w:r>
+          </w:p>
+        </w:tc>
+        <w:tc>
+          <w:tcPr>
+            <w:tcW w:type="dxa" w:w="1037"/>
+          </w:tcPr>
+          <w:p>
+            <w:r>
+              <w:t>4</w:t>
+            </w:r>
+          </w:p>
+        </w:tc>
+        <w:tc>
+          <w:tcPr>
+            <w:tcW w:type="dxa" w:w="1037"/>
+          </w:tcPr>
+          <w:p>
+            <w:r>
+              <w:t>25.5</w:t>
+            </w:r>
+          </w:p>
+        </w:tc>
+        <w:tc>
+          <w:tcPr>
+            <w:tcW w:type="dxa" w:w="1037"/>
+          </w:tcPr>
+          <w:p>
+            <w:r>
+              <w:t>0.981</w:t>
+            </w:r>
+          </w:p>
+        </w:tc>
+        <w:tc>
+          <w:tcPr>
+            <w:tcW w:type="dxa" w:w="1037"/>
+          </w:tcPr>
+          <w:p>
+            <w:r>
+              <w:t>14.4</w:t>
+            </w:r>
+          </w:p>
+        </w:tc>
+        <w:tc>
+          <w:tcPr>
+            <w:tcW w:type="dxa" w:w="1037"/>
+          </w:tcPr>
+          <w:p>
+            <w:r>
+              <w:t>149</w:t>
+            </w:r>
+          </w:p>
+        </w:tc>
+        <w:tc>
+          <w:tcPr>
+            <w:tcW w:type="dxa" w:w="1037"/>
+          </w:tcPr>
+          <w:p>
+            <w:r>
+              <w:t>직경O/N8X</w:t>
+            </w:r>
+          </w:p>
+        </w:tc>
+      </w:tr>
+      <w:tr>
+        <w:tc>
+          <w:tcPr>
+            <w:tcW w:type="dxa" w:w="1037"/>
+          </w:tcPr>
+          <w:p>
+            <w:r>
+              <w:t>D26-04</w:t>
+            </w:r>
+          </w:p>
+        </w:tc>
+        <w:tc>
+          <w:tcPr>
+            <w:tcW w:type="dxa" w:w="1037"/>
+          </w:tcPr>
+          <w:p>
+            <w:r>
+              <w:t>58</w:t>
+            </w:r>
+          </w:p>
+        </w:tc>
+        <w:tc>
+          <w:tcPr>
+            <w:tcW w:type="dxa" w:w="1037"/>
+          </w:tcPr>
+          <w:p>
+            <w:r>
+              <w:t>0.5</w:t>
+            </w:r>
+          </w:p>
+        </w:tc>
+        <w:tc>
+          <w:tcPr>
+            <w:tcW w:type="dxa" w:w="1037"/>
+          </w:tcPr>
+          <w:p>
+            <w:r>
+              <w:t>64</w:t>
+            </w:r>
+          </w:p>
+        </w:tc>
+        <w:tc>
+          <w:tcPr>
+            <w:tcW w:type="dxa" w:w="1037"/>
+          </w:tcPr>
+          <w:p>
+            <w:r>
+              <w:t>4</w:t>
+            </w:r>
+          </w:p>
+        </w:tc>
+        <w:tc>
+          <w:tcPr>
+            <w:tcW w:type="dxa" w:w="1037"/>
+          </w:tcPr>
+          <w:p>
+            <w:r>
+              <w:t>21.3</w:t>
+            </w:r>
+          </w:p>
+        </w:tc>
+        <w:tc>
+          <w:tcPr>
+            <w:tcW w:type="dxa" w:w="1037"/>
+          </w:tcPr>
+          <w:p>
+            <w:r>
+              <w:t>0.819</w:t>
+            </w:r>
+          </w:p>
+        </w:tc>
+        <w:tc>
+          <w:tcPr>
+            <w:tcW w:type="dxa" w:w="1037"/>
+          </w:tcPr>
+          <w:p>
+            <w:r>
+              <w:t>12.1</w:t>
+            </w:r>
+          </w:p>
+        </w:tc>
+        <w:tc>
+          <w:tcPr>
+            <w:tcW w:type="dxa" w:w="1037"/>
+          </w:tcPr>
+          <w:p>
+            <w:r>
+              <w:t>210</w:t>
+            </w:r>
+          </w:p>
+        </w:tc>
+        <w:tc>
+          <w:tcPr>
+            <w:tcW w:type="dxa" w:w="1037"/>
+          </w:tcPr>
+          <w:p>
+            <w:r>
+              <w:t>직경X/N8X</w:t>
+            </w:r>
+          </w:p>
+        </w:tc>
+      </w:tr>
+      <w:tr>
+        <w:tc>
+          <w:tcPr>
+            <w:tcW w:type="dxa" w:w="1037"/>
+          </w:tcPr>
+          <w:p>
+            <w:r>
+              <w:t>D26-05</w:t>
+            </w:r>
+          </w:p>
+        </w:tc>
+        <w:tc>
+          <w:tcPr>
+            <w:tcW w:type="dxa" w:w="1037"/>
+          </w:tcPr>
+          <w:p>
+            <w:r>
+              <w:t>62</w:t>
+            </w:r>
+          </w:p>
+        </w:tc>
+        <w:tc>
+          <w:tcPr>
+            <w:tcW w:type="dxa" w:w="1037"/>
+          </w:tcPr>
+          <w:p>
+            <w:r>
+              <w:t>0.5</w:t>
+            </w:r>
+          </w:p>
+        </w:tc>
+        <w:tc>
+          <w:tcPr>
+            <w:tcW w:type="dxa" w:w="1037"/>
+          </w:tcPr>
+          <w:p>
+            <w:r>
+              <w:t>64</w:t>
+            </w:r>
+          </w:p>
+        </w:tc>
+        <w:tc>
+          <w:tcPr>
+            <w:tcW w:type="dxa" w:w="1037"/>
+          </w:tcPr>
+          <w:p>
+            <w:r>
+              <w:t>4</w:t>
+            </w:r>
+          </w:p>
+        </w:tc>
+        <w:tc>
+          <w:tcPr>
+            <w:tcW w:type="dxa" w:w="1037"/>
+          </w:tcPr>
+          <w:p>
+            <w:r>
+              <w:t>20.5</w:t>
+            </w:r>
+          </w:p>
+        </w:tc>
+        <w:tc>
+          <w:tcPr>
+            <w:tcW w:type="dxa" w:w="1037"/>
+          </w:tcPr>
+          <w:p>
+            <w:r>
+              <w:t>0.787</w:t>
+            </w:r>
+          </w:p>
+        </w:tc>
+        <w:tc>
+          <w:tcPr>
+            <w:tcW w:type="dxa" w:w="1037"/>
+          </w:tcPr>
+          <w:p>
+            <w:r>
+              <w:t>11.6</w:t>
+            </w:r>
+          </w:p>
+        </w:tc>
+        <w:tc>
+          <w:tcPr>
+            <w:tcW w:type="dxa" w:w="1037"/>
+          </w:tcPr>
+          <w:p>
+            <w:r>
+              <w:t>158</w:t>
+            </w:r>
+          </w:p>
+        </w:tc>
+        <w:tc>
+          <w:tcPr>
+            <w:tcW w:type="dxa" w:w="1037"/>
+          </w:tcPr>
+          <w:p>
+            <w:r>
+              <w:t>직경X/N8X</w:t>
+            </w:r>
+          </w:p>
+        </w:tc>
+      </w:tr>
+      <w:tr>
+        <w:tc>
+          <w:tcPr>
+            <w:tcW w:type="dxa" w:w="1037"/>
+          </w:tcPr>
+          <w:p>
+            <w:r>
+              <w:t>D26-06</w:t>
+            </w:r>
+          </w:p>
+        </w:tc>
+        <w:tc>
+          <w:tcPr>
+            <w:tcW w:type="dxa" w:w="1037"/>
+          </w:tcPr>
+          <w:p>
+            <w:r>
+              <w:t>60</w:t>
+            </w:r>
+          </w:p>
+        </w:tc>
+        <w:tc>
+          <w:tcPr>
+            <w:tcW w:type="dxa" w:w="1037"/>
+          </w:tcPr>
+          <w:p>
+            <w:r>
+              <w:t>0.35</w:t>
+            </w:r>
+          </w:p>
+        </w:tc>
+        <w:tc>
+          <w:tcPr>
+            <w:tcW w:type="dxa" w:w="1037"/>
+          </w:tcPr>
+          <w:p>
+            <w:r>
+              <w:t>128</w:t>
+            </w:r>
+          </w:p>
+        </w:tc>
+        <w:tc>
+          <w:tcPr>
+            <w:tcW w:type="dxa" w:w="1037"/>
+          </w:tcPr>
+          <w:p>
+            <w:r>
+              <w:t>4</w:t>
+            </w:r>
+          </w:p>
+        </w:tc>
+        <w:tc>
+          <w:tcPr>
+            <w:tcW w:type="dxa" w:w="1037"/>
+          </w:tcPr>
+          <w:p>
+            <w:r>
+              <w:t>25.9</w:t>
+            </w:r>
+          </w:p>
+        </w:tc>
+        <w:tc>
+          <w:tcPr>
+            <w:tcW w:type="dxa" w:w="1037"/>
+          </w:tcPr>
+          <w:p>
+            <w:r>
+              <w:t>0.996</w:t>
+            </w:r>
+          </w:p>
+        </w:tc>
+        <w:tc>
+          <w:tcPr>
+            <w:tcW w:type="dxa" w:w="1037"/>
+          </w:tcPr>
+          <w:p>
+            <w:r>
+              <w:t>20.9</w:t>
+            </w:r>
+          </w:p>
+        </w:tc>
+        <w:tc>
+          <w:tcPr>
+            <w:tcW w:type="dxa" w:w="1037"/>
+          </w:tcPr>
+          <w:p>
+            <w:r>
+              <w:t>163</w:t>
+            </w:r>
+          </w:p>
+        </w:tc>
+        <w:tc>
+          <w:tcPr>
+            <w:tcW w:type="dxa" w:w="1037"/>
+          </w:tcPr>
+          <w:p>
+            <w:r>
+              <w:t>직경O/N8X</w:t>
+            </w:r>
+          </w:p>
+        </w:tc>
+      </w:tr>
+      <w:tr>
+        <w:tc>
+          <w:tcPr>
+            <w:tcW w:type="dxa" w:w="1037"/>
+          </w:tcPr>
+          <w:p>
+            <w:r>
+              <w:t>D26-07</w:t>
+            </w:r>
+          </w:p>
+        </w:tc>
+        <w:tc>
+          <w:tcPr>
+            <w:tcW w:type="dxa" w:w="1037"/>
+          </w:tcPr>
+          <w:p>
+            <w:r>
+              <w:t>60</w:t>
+            </w:r>
+          </w:p>
+        </w:tc>
+        <w:tc>
+          <w:tcPr>
+            <w:tcW w:type="dxa" w:w="1037"/>
+          </w:tcPr>
+          <w:p>
+            <w:r>
+              <w:t>0.65</w:t>
+            </w:r>
+          </w:p>
+        </w:tc>
+        <w:tc>
+          <w:tcPr>
+            <w:tcW w:type="dxa" w:w="1037"/>
+          </w:tcPr>
+          <w:p>
+            <w:r>
+              <w:t>64</w:t>
+            </w:r>
+          </w:p>
+        </w:tc>
+        <w:tc>
+          <w:tcPr>
+            <w:tcW w:type="dxa" w:w="1037"/>
+          </w:tcPr>
+          <w:p>
+            <w:r>
+              <w:t>4</w:t>
+            </w:r>
+          </w:p>
+        </w:tc>
+        <w:tc>
+          <w:tcPr>
+            <w:tcW w:type="dxa" w:w="1037"/>
+          </w:tcPr>
+          <w:p>
+            <w:r>
+              <w:t>25.4</w:t>
+            </w:r>
+          </w:p>
+        </w:tc>
+        <w:tc>
+          <w:tcPr>
+            <w:tcW w:type="dxa" w:w="1037"/>
+          </w:tcPr>
+          <w:p>
+            <w:r>
+              <w:t>0.978</w:t>
+            </w:r>
+          </w:p>
+        </w:tc>
+        <w:tc>
+          <w:tcPr>
+            <w:tcW w:type="dxa" w:w="1037"/>
+          </w:tcPr>
+          <w:p>
+            <w:r>
+              <w:t>11.1</w:t>
+            </w:r>
+          </w:p>
+        </w:tc>
+        <w:tc>
+          <w:tcPr>
+            <w:tcW w:type="dxa" w:w="1037"/>
+          </w:tcPr>
+          <w:p>
+            <w:r>
+              <w:t>348</w:t>
+            </w:r>
+          </w:p>
+        </w:tc>
+        <w:tc>
+          <w:tcPr>
+            <w:tcW w:type="dxa" w:w="1037"/>
+          </w:tcPr>
+          <w:p>
+            <w:r>
+              <w:t>직경O/N8X</w:t>
+            </w:r>
+          </w:p>
+        </w:tc>
+      </w:tr>
+      <w:tr>
+        <w:tc>
+          <w:tcPr>
+            <w:tcW w:type="dxa" w:w="1037"/>
+          </w:tcPr>
+          <w:p>
+            <w:r>
+              <w:t>D26-08</w:t>
+            </w:r>
+          </w:p>
+        </w:tc>
+        <w:tc>
+          <w:tcPr>
+            <w:tcW w:type="dxa" w:w="1037"/>
+          </w:tcPr>
+          <w:p>
+            <w:r>
+              <w:t>60</w:t>
+            </w:r>
+          </w:p>
+        </w:tc>
+        <w:tc>
+          <w:tcPr>
+            <w:tcW w:type="dxa" w:w="1037"/>
+          </w:tcPr>
+          <w:p>
+            <w:r>
+              <w:t>0.5</w:t>
+            </w:r>
+          </w:p>
+        </w:tc>
+        <w:tc>
+          <w:tcPr>
+            <w:tcW w:type="dxa" w:w="1037"/>
+          </w:tcPr>
+          <w:p>
+            <w:r>
+              <w:t>32</w:t>
+            </w:r>
+          </w:p>
+        </w:tc>
+        <w:tc>
+          <w:tcPr>
+            <w:tcW w:type="dxa" w:w="1037"/>
+          </w:tcPr>
+          <w:p>
+            <w:r>
+              <w:t>4</w:t>
+            </w:r>
+          </w:p>
+        </w:tc>
+        <w:tc>
+          <w:tcPr>
+            <w:tcW w:type="dxa" w:w="1037"/>
+          </w:tcPr>
+          <w:p>
+            <w:r>
+              <w:t>25.5</w:t>
+            </w:r>
+          </w:p>
+        </w:tc>
+        <w:tc>
+          <w:tcPr>
+            <w:tcW w:type="dxa" w:w="1037"/>
+          </w:tcPr>
+          <w:p>
+            <w:r>
+              <w:t>0.979</w:t>
+            </w:r>
+          </w:p>
+        </w:tc>
+        <w:tc>
+          <w:tcPr>
+            <w:tcW w:type="dxa" w:w="1037"/>
+          </w:tcPr>
+          <w:p>
+            <w:r>
+              <w:t>14.4</w:t>
+            </w:r>
+          </w:p>
+        </w:tc>
+        <w:tc>
+          <w:tcPr>
+            <w:tcW w:type="dxa" w:w="1037"/>
+          </w:tcPr>
+          <w:p>
+            <w:r>
+              <w:t>152</w:t>
+            </w:r>
+          </w:p>
+        </w:tc>
+        <w:tc>
+          <w:tcPr>
+            <w:tcW w:type="dxa" w:w="1037"/>
+          </w:tcPr>
+          <w:p>
+            <w:r>
+              <w:t>직경O/N8X</w:t>
+            </w:r>
+          </w:p>
+        </w:tc>
+      </w:tr>
+      <w:tr>
+        <w:tc>
+          <w:tcPr>
+            <w:tcW w:type="dxa" w:w="1037"/>
+          </w:tcPr>
+          <w:p>
+            <w:r>
+              <w:t>D26-09</w:t>
+            </w:r>
+          </w:p>
+        </w:tc>
+        <w:tc>
+          <w:tcPr>
+            <w:tcW w:type="dxa" w:w="1037"/>
+          </w:tcPr>
+          <w:p>
+            <w:r>
+              <w:t>60</w:t>
+            </w:r>
+          </w:p>
+        </w:tc>
+        <w:tc>
+          <w:tcPr>
+            <w:tcW w:type="dxa" w:w="1037"/>
+          </w:tcPr>
+          <w:p>
+            <w:r>
+              <w:t>0.5</w:t>
+            </w:r>
+          </w:p>
+        </w:tc>
+        <w:tc>
+          <w:tcPr>
+            <w:tcW w:type="dxa" w:w="1037"/>
+          </w:tcPr>
+          <w:p>
+            <w:r>
+              <w:t>128</w:t>
+            </w:r>
+          </w:p>
+        </w:tc>
+        <w:tc>
+          <w:tcPr>
+            <w:tcW w:type="dxa" w:w="1037"/>
+          </w:tcPr>
+          <w:p>
+            <w:r>
+              <w:t>4</w:t>
+            </w:r>
+          </w:p>
+        </w:tc>
+        <w:tc>
+          <w:tcPr>
+            <w:tcW w:type="dxa" w:w="1037"/>
+          </w:tcPr>
+          <w:p>
+            <w:r>
+              <w:t>25.5</w:t>
+            </w:r>
+          </w:p>
+        </w:tc>
+        <w:tc>
+          <w:tcPr>
+            <w:tcW w:type="dxa" w:w="1037"/>
+          </w:tcPr>
+          <w:p>
+            <w:r>
+              <w:t>0.982</w:t>
+            </w:r>
+          </w:p>
+        </w:tc>
+        <w:tc>
+          <w:tcPr>
+            <w:tcW w:type="dxa" w:w="1037"/>
+          </w:tcPr>
+          <w:p>
+            <w:r>
+              <w:t>14.4</w:t>
+            </w:r>
+          </w:p>
+        </w:tc>
+        <w:tc>
+          <w:tcPr>
+            <w:tcW w:type="dxa" w:w="1037"/>
+          </w:tcPr>
+          <w:p>
+            <w:r>
+              <w:t>166</w:t>
+            </w:r>
+          </w:p>
+        </w:tc>
+        <w:tc>
+          <w:tcPr>
+            <w:tcW w:type="dxa" w:w="1037"/>
+          </w:tcPr>
+          <w:p>
+            <w:r>
+              <w:t>직경O/N8X</w:t>
+            </w:r>
+          </w:p>
+        </w:tc>
+      </w:tr>
+      <w:tr>
+        <w:tc>
+          <w:tcPr>
+            <w:tcW w:type="dxa" w:w="1037"/>
+          </w:tcPr>
+          <w:p>
+            <w:r>
+              <w:t>D26-10</w:t>
+            </w:r>
+          </w:p>
+        </w:tc>
+        <w:tc>
+          <w:tcPr>
+            <w:tcW w:type="dxa" w:w="1037"/>
+          </w:tcPr>
+          <w:p>
+            <w:r>
+              <w:t>60</w:t>
+            </w:r>
+          </w:p>
+        </w:tc>
+        <w:tc>
+          <w:tcPr>
+            <w:tcW w:type="dxa" w:w="1037"/>
+          </w:tcPr>
+          <w:p>
+            <w:r>
+              <w:t>0.5</w:t>
+            </w:r>
+          </w:p>
+        </w:tc>
+        <w:tc>
+          <w:tcPr>
+            <w:tcW w:type="dxa" w:w="1037"/>
+          </w:tcPr>
+          <w:p>
+            <w:r>
+              <w:t>64</w:t>
+            </w:r>
+          </w:p>
+        </w:tc>
+        <w:tc>
+          <w:tcPr>
+            <w:tcW w:type="dxa" w:w="1037"/>
+          </w:tcPr>
+          <w:p>
+            <w:r>
+              <w:t>6</w:t>
+            </w:r>
+          </w:p>
+        </w:tc>
+        <w:tc>
+          <w:tcPr>
+            <w:tcW w:type="dxa" w:w="1037"/>
+          </w:tcPr>
+          <w:p>
+            <w:r>
+              <w:t>25.4</w:t>
+            </w:r>
+          </w:p>
+        </w:tc>
+        <w:tc>
+          <w:tcPr>
+            <w:tcW w:type="dxa" w:w="1037"/>
+          </w:tcPr>
+          <w:p>
+            <w:r>
+              <w:t>0.979</w:t>
+            </w:r>
+          </w:p>
+        </w:tc>
+        <w:tc>
+          <w:tcPr>
+            <w:tcW w:type="dxa" w:w="1037"/>
+          </w:tcPr>
+          <w:p>
+            <w:r>
+              <w:t>14.4</w:t>
+            </w:r>
+          </w:p>
+        </w:tc>
+        <w:tc>
+          <w:tcPr>
+            <w:tcW w:type="dxa" w:w="1037"/>
+          </w:tcPr>
+          <w:p>
+            <w:r>
+              <w:t>146</w:t>
+            </w:r>
+          </w:p>
+        </w:tc>
+        <w:tc>
+          <w:tcPr>
+            <w:tcW w:type="dxa" w:w="1037"/>
+          </w:tcPr>
+          <w:p>
+            <w:r>
+              <w:t>직경O/N8X</w:t>
+            </w:r>
+          </w:p>
+        </w:tc>
+      </w:tr>
+      <w:tr>
+        <w:tc>
+          <w:tcPr>
+            <w:tcW w:type="dxa" w:w="1037"/>
+          </w:tcPr>
+          <w:p>
+            <w:r>
+              <w:t>D26-11</w:t>
+            </w:r>
+          </w:p>
+        </w:tc>
+        <w:tc>
+          <w:tcPr>
+            <w:tcW w:type="dxa" w:w="1037"/>
+          </w:tcPr>
+          <w:p>
+            <w:r>
+              <w:t>60</w:t>
+            </w:r>
+          </w:p>
+        </w:tc>
+        <w:tc>
+          <w:tcPr>
+            <w:tcW w:type="dxa" w:w="1037"/>
+          </w:tcPr>
+          <w:p>
+            <w:r>
+              <w:t>0.5</w:t>
+            </w:r>
+          </w:p>
+        </w:tc>
+        <w:tc>
+          <w:tcPr>
+            <w:tcW w:type="dxa" w:w="1037"/>
+          </w:tcPr>
+          <w:p>
+            <w:r>
+              <w:t>128</w:t>
+            </w:r>
+          </w:p>
+        </w:tc>
+        <w:tc>
+          <w:tcPr>
+            <w:tcW w:type="dxa" w:w="1037"/>
+          </w:tcPr>
+          <w:p>
+            <w:r>
+              <w:t>6</w:t>
+            </w:r>
+          </w:p>
+        </w:tc>
+        <w:tc>
+          <w:tcPr>
+            <w:tcW w:type="dxa" w:w="1037"/>
+          </w:tcPr>
+          <w:p>
+            <w:r>
+              <w:t>25.5</w:t>
+            </w:r>
+          </w:p>
+        </w:tc>
+        <w:tc>
+          <w:tcPr>
+            <w:tcW w:type="dxa" w:w="1037"/>
+          </w:tcPr>
+          <w:p>
+            <w:r>
+              <w:t>0.982</w:t>
+            </w:r>
+          </w:p>
+        </w:tc>
+        <w:tc>
+          <w:tcPr>
+            <w:tcW w:type="dxa" w:w="1037"/>
+          </w:tcPr>
+          <w:p>
+            <w:r>
+              <w:t>14.4</w:t>
+            </w:r>
+          </w:p>
+        </w:tc>
+        <w:tc>
+          <w:tcPr>
+            <w:tcW w:type="dxa" w:w="1037"/>
+          </w:tcPr>
+          <w:p>
+            <w:r>
+              <w:t>158</w:t>
+            </w:r>
+          </w:p>
+        </w:tc>
+        <w:tc>
+          <w:tcPr>
+            <w:tcW w:type="dxa" w:w="1037"/>
+          </w:tcPr>
+          <w:p>
+            <w:r>
+              <w:t>직경O/N8X</w:t>
+            </w:r>
+          </w:p>
+        </w:tc>
+      </w:tr>
+      <w:tr>
+        <w:tc>
+          <w:tcPr>
+            <w:tcW w:type="dxa" w:w="1037"/>
+          </w:tcPr>
+          <w:p>
+            <w:r>
+              <w:t>D26-12</w:t>
+            </w:r>
+          </w:p>
+        </w:tc>
+        <w:tc>
+          <w:tcPr>
+            <w:tcW w:type="dxa" w:w="1037"/>
+          </w:tcPr>
+          <w:p>
+            <w:r>
+              <w:t>58</w:t>
+            </w:r>
+          </w:p>
+        </w:tc>
+        <w:tc>
+          <w:tcPr>
+            <w:tcW w:type="dxa" w:w="1037"/>
+          </w:tcPr>
+          <w:p>
+            <w:r>
+              <w:t>0.5</w:t>
+            </w:r>
+          </w:p>
+        </w:tc>
+        <w:tc>
+          <w:tcPr>
+            <w:tcW w:type="dxa" w:w="1037"/>
+          </w:tcPr>
+          <w:p>
+            <w:r>
+              <w:t>32</w:t>
+            </w:r>
+          </w:p>
+        </w:tc>
+        <w:tc>
+          <w:tcPr>
+            <w:tcW w:type="dxa" w:w="1037"/>
+          </w:tcPr>
+          <w:p>
+            <w:r>
+              <w:t>4</w:t>
+            </w:r>
+          </w:p>
+        </w:tc>
+        <w:tc>
+          <w:tcPr>
+            <w:tcW w:type="dxa" w:w="1037"/>
+          </w:tcPr>
+          <w:p>
+            <w:r>
+              <w:t>21.2</w:t>
+            </w:r>
+          </w:p>
+        </w:tc>
+        <w:tc>
+          <w:tcPr>
+            <w:tcW w:type="dxa" w:w="1037"/>
+          </w:tcPr>
+          <w:p>
+            <w:r>
+              <w:t>0.815</w:t>
+            </w:r>
+          </w:p>
+        </w:tc>
+        <w:tc>
+          <w:tcPr>
+            <w:tcW w:type="dxa" w:w="1037"/>
+          </w:tcPr>
+          <w:p>
+            <w:r>
+              <w:t>12.0</w:t>
+            </w:r>
+          </w:p>
+        </w:tc>
+        <w:tc>
+          <w:tcPr>
+            <w:tcW w:type="dxa" w:w="1037"/>
+          </w:tcPr>
+          <w:p>
+            <w:r>
+              <w:t>175</w:t>
+            </w:r>
+          </w:p>
+        </w:tc>
+        <w:tc>
+          <w:tcPr>
+            <w:tcW w:type="dxa" w:w="1037"/>
+          </w:tcPr>
+          <w:p>
+            <w:r>
+              <w:t>직경X/N8X</w:t>
+            </w:r>
+          </w:p>
+        </w:tc>
+      </w:tr>
+      <w:tr>
+        <w:tc>
+          <w:tcPr>
+            <w:tcW w:type="dxa" w:w="1037"/>
+          </w:tcPr>
+          <w:p>
+            <w:r>
+              <w:t>D26-13</w:t>
+            </w:r>
+          </w:p>
+        </w:tc>
+        <w:tc>
+          <w:tcPr>
+            <w:tcW w:type="dxa" w:w="1037"/>
+          </w:tcPr>
+          <w:p>
+            <w:r>
+              <w:t>62</w:t>
+            </w:r>
+          </w:p>
+        </w:tc>
+        <w:tc>
+          <w:tcPr>
+            <w:tcW w:type="dxa" w:w="1037"/>
+          </w:tcPr>
+          <w:p>
+            <w:r>
+              <w:t>0.5</w:t>
+            </w:r>
+          </w:p>
+        </w:tc>
+        <w:tc>
+          <w:tcPr>
+            <w:tcW w:type="dxa" w:w="1037"/>
+          </w:tcPr>
+          <w:p>
+            <w:r>
+              <w:t>32</w:t>
+            </w:r>
+          </w:p>
+        </w:tc>
+        <w:tc>
+          <w:tcPr>
+            <w:tcW w:type="dxa" w:w="1037"/>
+          </w:tcPr>
+          <w:p>
+            <w:r>
+              <w:t>6</w:t>
+            </w:r>
+          </w:p>
+        </w:tc>
+        <w:tc>
+          <w:tcPr>
+            <w:tcW w:type="dxa" w:w="1037"/>
+          </w:tcPr>
+          <w:p>
+            <w:r>
+              <w:t>19.9</w:t>
+            </w:r>
+          </w:p>
+        </w:tc>
+        <w:tc>
+          <w:tcPr>
+            <w:tcW w:type="dxa" w:w="1037"/>
+          </w:tcPr>
+          <w:p>
+            <w:r>
+              <w:t>0.767</w:t>
+            </w:r>
+          </w:p>
+        </w:tc>
+        <w:tc>
+          <w:tcPr>
+            <w:tcW w:type="dxa" w:w="1037"/>
+          </w:tcPr>
+          <w:p>
+            <w:r>
+              <w:t>11.3</w:t>
+            </w:r>
+          </w:p>
+        </w:tc>
+        <w:tc>
+          <w:tcPr>
+            <w:tcW w:type="dxa" w:w="1037"/>
+          </w:tcPr>
+          <w:p>
+            <w:r>
+              <w:t>139</w:t>
+            </w:r>
+          </w:p>
+        </w:tc>
+        <w:tc>
+          <w:tcPr>
+            <w:tcW w:type="dxa" w:w="1037"/>
+          </w:tcPr>
+          <w:p>
+            <w:r>
+              <w:t>직경X/N8X</w:t>
+            </w:r>
+          </w:p>
+        </w:tc>
+      </w:tr>
+      <w:tr>
+        <w:tc>
+          <w:tcPr>
+            <w:tcW w:type="dxa" w:w="1037"/>
+          </w:tcPr>
+          <w:p>
+            <w:r>
+              <w:t>D26-14</w:t>
+            </w:r>
+          </w:p>
+        </w:tc>
+        <w:tc>
+          <w:tcPr>
+            <w:tcW w:type="dxa" w:w="1037"/>
+          </w:tcPr>
+          <w:p>
+            <w:r>
+              <w:t>58</w:t>
+            </w:r>
+          </w:p>
+        </w:tc>
+        <w:tc>
+          <w:tcPr>
+            <w:tcW w:type="dxa" w:w="1037"/>
+          </w:tcPr>
+          <w:p>
+            <w:r>
+              <w:t>0.35</w:t>
+            </w:r>
+          </w:p>
+        </w:tc>
+        <w:tc>
+          <w:tcPr>
+            <w:tcW w:type="dxa" w:w="1037"/>
+          </w:tcPr>
+          <w:p>
+            <w:r>
+              <w:t>128</w:t>
+            </w:r>
+          </w:p>
+        </w:tc>
+        <w:tc>
+          <w:tcPr>
+            <w:tcW w:type="dxa" w:w="1037"/>
+          </w:tcPr>
+          <w:p>
+            <w:r>
+              <w:t>4</w:t>
+            </w:r>
+          </w:p>
+        </w:tc>
+        <w:tc>
+          <w:tcPr>
+            <w:tcW w:type="dxa" w:w="1037"/>
+          </w:tcPr>
+          <w:p>
+            <w:r>
+              <w:t>21.7</w:t>
+            </w:r>
+          </w:p>
+        </w:tc>
+        <w:tc>
+          <w:tcPr>
+            <w:tcW w:type="dxa" w:w="1037"/>
+          </w:tcPr>
+          <w:p>
+            <w:r>
+              <w:t>0.834</w:t>
+            </w:r>
+          </w:p>
+        </w:tc>
+        <w:tc>
+          <w:tcPr>
+            <w:tcW w:type="dxa" w:w="1037"/>
+          </w:tcPr>
+          <w:p>
+            <w:r>
+              <w:t>17.5</w:t>
+            </w:r>
+          </w:p>
+        </w:tc>
+        <w:tc>
+          <w:tcPr>
+            <w:tcW w:type="dxa" w:w="1037"/>
+          </w:tcPr>
+          <w:p>
+            <w:r>
+              <w:t>208</w:t>
+            </w:r>
+          </w:p>
+        </w:tc>
+        <w:tc>
+          <w:tcPr>
+            <w:tcW w:type="dxa" w:w="1037"/>
+          </w:tcPr>
+          <w:p>
+            <w:r>
+              <w:t>직경X/N8X</w:t>
+            </w:r>
+          </w:p>
+        </w:tc>
+      </w:tr>
+      <w:tr>
+        <w:tc>
+          <w:tcPr>
+            <w:tcW w:type="dxa" w:w="1037"/>
+          </w:tcPr>
+          <w:p>
+            <w:r>
+              <w:t>D26-15</w:t>
+            </w:r>
+          </w:p>
+        </w:tc>
+        <w:tc>
+          <w:tcPr>
+            <w:tcW w:type="dxa" w:w="1037"/>
+          </w:tcPr>
+          <w:p>
+            <w:r>
+              <w:t>62</w:t>
+            </w:r>
+          </w:p>
+        </w:tc>
+        <w:tc>
+          <w:tcPr>
+            <w:tcW w:type="dxa" w:w="1037"/>
+          </w:tcPr>
+          <w:p>
+            <w:r>
+              <w:t>0.35</w:t>
+            </w:r>
+          </w:p>
+        </w:tc>
+        <w:tc>
+          <w:tcPr>
+            <w:tcW w:type="dxa" w:w="1037"/>
+          </w:tcPr>
+          <w:p>
+            <w:r>
+              <w:t>128</w:t>
+            </w:r>
+          </w:p>
+        </w:tc>
+        <w:tc>
+          <w:tcPr>
+            <w:tcW w:type="dxa" w:w="1037"/>
+          </w:tcPr>
+          <w:p>
+            <w:r>
+              <w:t>6</w:t>
+            </w:r>
+          </w:p>
+        </w:tc>
+        <w:tc>
+          <w:tcPr>
+            <w:tcW w:type="dxa" w:w="1037"/>
+          </w:tcPr>
+          <w:p>
+            <w:r>
+              <w:t>21.6</w:t>
+            </w:r>
+          </w:p>
+        </w:tc>
+        <w:tc>
+          <w:tcPr>
+            <w:tcW w:type="dxa" w:w="1037"/>
+          </w:tcPr>
+          <w:p>
+            <w:r>
+              <w:t>0.832</w:t>
+            </w:r>
+          </w:p>
+        </w:tc>
+        <w:tc>
+          <w:tcPr>
+            <w:tcW w:type="dxa" w:w="1037"/>
+          </w:tcPr>
+          <w:p>
+            <w:r>
+              <w:t>17.5</w:t>
+            </w:r>
+          </w:p>
+        </w:tc>
+        <w:tc>
+          <w:tcPr>
+            <w:tcW w:type="dxa" w:w="1037"/>
+          </w:tcPr>
+          <w:p>
+            <w:r>
+              <w:t>204</w:t>
+            </w:r>
+          </w:p>
+        </w:tc>
+        <w:tc>
+          <w:tcPr>
+            <w:tcW w:type="dxa" w:w="1037"/>
+          </w:tcPr>
+          <w:p>
+            <w:r>
+              <w:t>직경X/N8X</w:t>
+            </w:r>
+          </w:p>
+        </w:tc>
+      </w:tr>
+      <w:tr>
+        <w:tc>
+          <w:tcPr>
+            <w:tcW w:type="dxa" w:w="1037"/>
+          </w:tcPr>
+          <w:p>
+            <w:r>
+              <w:t>D26-16</w:t>
+            </w:r>
+          </w:p>
+        </w:tc>
+        <w:tc>
+          <w:tcPr>
+            <w:tcW w:type="dxa" w:w="1037"/>
+          </w:tcPr>
+          <w:p>
+            <w:r>
+              <w:t>58</w:t>
+            </w:r>
+          </w:p>
+        </w:tc>
+        <w:tc>
+          <w:tcPr>
+            <w:tcW w:type="dxa" w:w="1037"/>
+          </w:tcPr>
+          <w:p>
+            <w:r>
+              <w:t>0.65</w:t>
+            </w:r>
+          </w:p>
+        </w:tc>
+        <w:tc>
+          <w:tcPr>
+            <w:tcW w:type="dxa" w:w="1037"/>
+          </w:tcPr>
+          <w:p>
+            <w:r>
+              <w:t>32</w:t>
+            </w:r>
+          </w:p>
+        </w:tc>
+        <w:tc>
+          <w:tcPr>
+            <w:tcW w:type="dxa" w:w="1037"/>
+          </w:tcPr>
+          <w:p>
+            <w:r>
+              <w:t>6</w:t>
+            </w:r>
+          </w:p>
+        </w:tc>
+        <w:tc>
+          <w:tcPr>
+            <w:tcW w:type="dxa" w:w="1037"/>
+          </w:tcPr>
+          <w:p>
+            <w:r>
+              <w:t>21.1</w:t>
+            </w:r>
+          </w:p>
+        </w:tc>
+        <w:tc>
+          <w:tcPr>
+            <w:tcW w:type="dxa" w:w="1037"/>
+          </w:tcPr>
+          <w:p>
+            <w:r>
+              <w:t>0.813</w:t>
+            </w:r>
+          </w:p>
+        </w:tc>
+        <w:tc>
+          <w:tcPr>
+            <w:tcW w:type="dxa" w:w="1037"/>
+          </w:tcPr>
+          <w:p>
+            <w:r>
+              <w:t>9.2</w:t>
+            </w:r>
+          </w:p>
+        </w:tc>
+        <w:tc>
+          <w:tcPr>
+            <w:tcW w:type="dxa" w:w="1037"/>
+          </w:tcPr>
+          <w:p>
+            <w:r>
+              <w:t>377</w:t>
+            </w:r>
+          </w:p>
+        </w:tc>
+        <w:tc>
+          <w:tcPr>
+            <w:tcW w:type="dxa" w:w="1037"/>
+          </w:tcPr>
+          <w:p>
+            <w:r>
+              <w:t>직경X/N8X</w:t>
+            </w:r>
+          </w:p>
+        </w:tc>
+      </w:tr>
+      <w:tr>
+        <w:tc>
+          <w:tcPr>
+            <w:tcW w:type="dxa" w:w="1037"/>
+          </w:tcPr>
+          <w:p>
+            <w:r>
+              <w:t>D26-17</w:t>
+            </w:r>
+          </w:p>
+        </w:tc>
+        <w:tc>
+          <w:tcPr>
+            <w:tcW w:type="dxa" w:w="1037"/>
+          </w:tcPr>
+          <w:p>
+            <w:r>
+              <w:t>62</w:t>
+            </w:r>
+          </w:p>
+        </w:tc>
+        <w:tc>
+          <w:tcPr>
+            <w:tcW w:type="dxa" w:w="1037"/>
+          </w:tcPr>
+          <w:p>
+            <w:r>
+              <w:t>0.65</w:t>
+            </w:r>
+          </w:p>
+        </w:tc>
+        <w:tc>
+          <w:tcPr>
+            <w:tcW w:type="dxa" w:w="1037"/>
+          </w:tcPr>
+          <w:p>
+            <w:r>
+              <w:t>32</w:t>
+            </w:r>
+          </w:p>
+        </w:tc>
+        <w:tc>
+          <w:tcPr>
+            <w:tcW w:type="dxa" w:w="1037"/>
+          </w:tcPr>
+          <w:p>
+            <w:r>
+              <w:t>4</w:t>
+            </w:r>
+          </w:p>
+        </w:tc>
+        <w:tc>
+          <w:tcPr>
+            <w:tcW w:type="dxa" w:w="1037"/>
+          </w:tcPr>
+          <w:p>
+            <w:r>
+              <w:t>22.9</w:t>
+            </w:r>
+          </w:p>
+        </w:tc>
+        <w:tc>
+          <w:tcPr>
+            <w:tcW w:type="dxa" w:w="1037"/>
+          </w:tcPr>
+          <w:p>
+            <w:r>
+              <w:t>0.883</w:t>
+            </w:r>
+          </w:p>
+        </w:tc>
+        <w:tc>
+          <w:tcPr>
+            <w:tcW w:type="dxa" w:w="1037"/>
+          </w:tcPr>
+          <w:p>
+            <w:r>
+              <w:t>10.0</w:t>
+            </w:r>
+          </w:p>
+        </w:tc>
+        <w:tc>
+          <w:tcPr>
+            <w:tcW w:type="dxa" w:w="1037"/>
+          </w:tcPr>
+          <w:p>
+            <w:r>
+              <w:t>342</w:t>
+            </w:r>
+          </w:p>
+        </w:tc>
+        <w:tc>
+          <w:tcPr>
+            <w:tcW w:type="dxa" w:w="1037"/>
+          </w:tcPr>
+          <w:p>
+            <w:r>
+              <w:t>직경X/N8X</w:t>
+            </w:r>
+          </w:p>
+        </w:tc>
+      </w:tr>
+      <w:tr>
+        <w:tc>
+          <w:tcPr>
+            <w:tcW w:type="dxa" w:w="1037"/>
+          </w:tcPr>
+          <w:p>
+            <w:r>
+              <w:t>D26-18</w:t>
+            </w:r>
+          </w:p>
+        </w:tc>
+        <w:tc>
+          <w:tcPr>
+            <w:tcW w:type="dxa" w:w="1037"/>
+          </w:tcPr>
+          <w:p>
+            <w:r>
+              <w:t>58</w:t>
+            </w:r>
+          </w:p>
+        </w:tc>
+        <w:tc>
+          <w:tcPr>
+            <w:tcW w:type="dxa" w:w="1037"/>
+          </w:tcPr>
+          <w:p>
+            <w:r>
+              <w:t>0.5</w:t>
+            </w:r>
+          </w:p>
+        </w:tc>
+        <w:tc>
+          <w:tcPr>
+            <w:tcW w:type="dxa" w:w="1037"/>
+          </w:tcPr>
+          <w:p>
+            <w:r>
+              <w:t>128</w:t>
+            </w:r>
+          </w:p>
+        </w:tc>
+        <w:tc>
+          <w:tcPr>
+            <w:tcW w:type="dxa" w:w="1037"/>
+          </w:tcPr>
+          <w:p>
+            <w:r>
+              <w:t>6</w:t>
+            </w:r>
+          </w:p>
+        </w:tc>
+        <w:tc>
+          <w:tcPr>
+            <w:tcW w:type="dxa" w:w="1037"/>
+          </w:tcPr>
+          <w:p>
+            <w:r>
+              <w:t>21.4</w:t>
+            </w:r>
+          </w:p>
+        </w:tc>
+        <w:tc>
+          <w:tcPr>
+            <w:tcW w:type="dxa" w:w="1037"/>
+          </w:tcPr>
+          <w:p>
+            <w:r>
+              <w:t>0.823</w:t>
+            </w:r>
+          </w:p>
+        </w:tc>
+        <w:tc>
+          <w:tcPr>
+            <w:tcW w:type="dxa" w:w="1037"/>
+          </w:tcPr>
+          <w:p>
+            <w:r>
+              <w:t>12.1</w:t>
+            </w:r>
+          </w:p>
+        </w:tc>
+        <w:tc>
+          <w:tcPr>
+            <w:tcW w:type="dxa" w:w="1037"/>
+          </w:tcPr>
+          <w:p>
+            <w:r>
+              <w:t>189</w:t>
+            </w:r>
+          </w:p>
+        </w:tc>
+        <w:tc>
+          <w:tcPr>
+            <w:tcW w:type="dxa" w:w="1037"/>
+          </w:tcPr>
+          <w:p>
+            <w:r>
+              <w:t>직경X/N8X</w:t>
+            </w:r>
+          </w:p>
+        </w:tc>
+      </w:tr>
+      <w:tr>
+        <w:tc>
+          <w:tcPr>
+            <w:tcW w:type="dxa" w:w="1037"/>
+          </w:tcPr>
+          <w:p>
+            <w:r>
+              <w:t>D26-19</w:t>
+            </w:r>
+          </w:p>
+        </w:tc>
+        <w:tc>
+          <w:tcPr>
+            <w:tcW w:type="dxa" w:w="1037"/>
+          </w:tcPr>
+          <w:p>
+            <w:r>
+              <w:t>62</w:t>
+            </w:r>
+          </w:p>
+        </w:tc>
+        <w:tc>
+          <w:tcPr>
+            <w:tcW w:type="dxa" w:w="1037"/>
+          </w:tcPr>
+          <w:p>
+            <w:r>
+              <w:t>0.5</w:t>
+            </w:r>
+          </w:p>
+        </w:tc>
+        <w:tc>
+          <w:tcPr>
+            <w:tcW w:type="dxa" w:w="1037"/>
+          </w:tcPr>
+          <w:p>
+            <w:r>
+              <w:t>128</w:t>
+            </w:r>
+          </w:p>
+        </w:tc>
+        <w:tc>
+          <w:tcPr>
+            <w:tcW w:type="dxa" w:w="1037"/>
+          </w:tcPr>
+          <w:p>
+            <w:r>
+              <w:t>4</w:t>
+            </w:r>
+          </w:p>
+        </w:tc>
+        <w:tc>
+          <w:tcPr>
+            <w:tcW w:type="dxa" w:w="1037"/>
+          </w:tcPr>
+          <w:p>
+            <w:r>
+              <w:t>20.5</w:t>
+            </w:r>
+          </w:p>
+        </w:tc>
+        <w:tc>
+          <w:tcPr>
+            <w:tcW w:type="dxa" w:w="1037"/>
+          </w:tcPr>
+          <w:p>
+            <w:r>
+              <w:t>0.787</w:t>
+            </w:r>
+          </w:p>
+        </w:tc>
+        <w:tc>
+          <w:tcPr>
+            <w:tcW w:type="dxa" w:w="1037"/>
+          </w:tcPr>
+          <w:p>
+            <w:r>
+              <w:t>11.6</w:t>
+            </w:r>
+          </w:p>
+        </w:tc>
+        <w:tc>
+          <w:tcPr>
+            <w:tcW w:type="dxa" w:w="1037"/>
+          </w:tcPr>
+          <w:p>
+            <w:r>
+              <w:t>190</w:t>
+            </w:r>
+          </w:p>
+        </w:tc>
+        <w:tc>
+          <w:tcPr>
+            <w:tcW w:type="dxa" w:w="1037"/>
+          </w:tcPr>
+          <w:p>
+            <w:r>
+              <w:t>직경X/N8X</w:t>
+            </w:r>
+          </w:p>
+        </w:tc>
+      </w:tr>
+      <w:tr>
+        <w:tc>
+          <w:tcPr>
+            <w:tcW w:type="dxa" w:w="1037"/>
+          </w:tcPr>
+          <w:p>
+            <w:r>
+              <w:t>D86-06</w:t>
+            </w:r>
+          </w:p>
+        </w:tc>
+        <w:tc>
+          <w:tcPr>
+            <w:tcW w:type="dxa" w:w="1037"/>
+          </w:tcPr>
+          <w:p>
+            <w:r>
+              <w:t>60.5</w:t>
+            </w:r>
+          </w:p>
+        </w:tc>
+        <w:tc>
+          <w:tcPr>
+            <w:tcW w:type="dxa" w:w="1037"/>
+          </w:tcPr>
+          <w:p>
+            <w:r>
+              <w:t>0.5</w:t>
+            </w:r>
+          </w:p>
+        </w:tc>
+        <w:tc>
+          <w:tcPr>
+            <w:tcW w:type="dxa" w:w="1037"/>
+          </w:tcPr>
+          <w:p>
+            <w:r>
+              <w:t>64</w:t>
+            </w:r>
+          </w:p>
+        </w:tc>
+        <w:tc>
+          <w:tcPr>
+            <w:tcW w:type="dxa" w:w="1037"/>
+          </w:tcPr>
+          <w:p>
+            <w:r>
+              <w:t>4</w:t>
+            </w:r>
+          </w:p>
+        </w:tc>
+        <w:tc>
+          <w:tcPr>
+            <w:tcW w:type="dxa" w:w="1037"/>
+          </w:tcPr>
+          <w:p>
+            <w:r>
+              <w:t>85.8</w:t>
+            </w:r>
+          </w:p>
+        </w:tc>
+        <w:tc>
+          <w:tcPr>
+            <w:tcW w:type="dxa" w:w="1037"/>
+          </w:tcPr>
+          <w:p>
+            <w:r>
+              <w:t>0.998</w:t>
+            </w:r>
+          </w:p>
+        </w:tc>
+        <w:tc>
+          <w:tcPr>
+            <w:tcW w:type="dxa" w:w="1037"/>
+          </w:tcPr>
+          <w:p>
+            <w:r>
+              <w:t>48.5</w:t>
+            </w:r>
+          </w:p>
+        </w:tc>
+        <w:tc>
+          <w:tcPr>
+            <w:tcW w:type="dxa" w:w="1037"/>
+          </w:tcPr>
+          <w:p>
+            <w:r>
+              <w:t>147</w:t>
+            </w:r>
+          </w:p>
+        </w:tc>
+        <w:tc>
+          <w:tcPr>
+            <w:tcW w:type="dxa" w:w="1037"/>
+          </w:tcPr>
+          <w:p>
+            <w:r>
+              <w:t>직경O/N8O</w:t>
+            </w:r>
+          </w:p>
+        </w:tc>
+      </w:tr>
+      <w:tr>
+        <w:tc>
+          <w:tcPr>
+            <w:tcW w:type="dxa" w:w="1037"/>
+          </w:tcPr>
+          <w:p>
+            <w:r>
+              <w:t>D86-12</w:t>
+            </w:r>
+          </w:p>
+        </w:tc>
+        <w:tc>
+          <w:tcPr>
+            <w:tcW w:type="dxa" w:w="1037"/>
+          </w:tcPr>
+          <w:p>
+            <w:r>
+              <w:t>58.5</w:t>
+            </w:r>
+          </w:p>
+        </w:tc>
+        <w:tc>
+          <w:tcPr>
+            <w:tcW w:type="dxa" w:w="1037"/>
+          </w:tcPr>
+          <w:p>
+            <w:r>
+              <w:t>0.5</w:t>
+            </w:r>
+          </w:p>
+        </w:tc>
+        <w:tc>
+          <w:tcPr>
+            <w:tcW w:type="dxa" w:w="1037"/>
+          </w:tcPr>
+          <w:p>
+            <w:r>
+              <w:t>32</w:t>
+            </w:r>
+          </w:p>
+        </w:tc>
+        <w:tc>
+          <w:tcPr>
+            <w:tcW w:type="dxa" w:w="1037"/>
+          </w:tcPr>
+          <w:p>
+            <w:r>
+              <w:t>4</w:t>
+            </w:r>
+          </w:p>
+        </w:tc>
+        <w:tc>
+          <w:tcPr>
+            <w:tcW w:type="dxa" w:w="1037"/>
+          </w:tcPr>
+          <w:p>
+            <w:r>
+              <w:t>82.9</w:t>
+            </w:r>
+          </w:p>
+        </w:tc>
+        <w:tc>
+          <w:tcPr>
+            <w:tcW w:type="dxa" w:w="1037"/>
+          </w:tcPr>
+          <w:p>
+            <w:r>
+              <w:t>0.964</w:t>
+            </w:r>
+          </w:p>
+        </w:tc>
+        <w:tc>
+          <w:tcPr>
+            <w:tcW w:type="dxa" w:w="1037"/>
+          </w:tcPr>
+          <w:p>
+            <w:r>
+              <w:t>46.9</w:t>
+            </w:r>
+          </w:p>
+        </w:tc>
+        <w:tc>
+          <w:tcPr>
+            <w:tcW w:type="dxa" w:w="1037"/>
+          </w:tcPr>
+          <w:p>
+            <w:r>
+              <w:t>116</w:t>
+            </w:r>
+          </w:p>
+        </w:tc>
+        <w:tc>
+          <w:tcPr>
+            <w:tcW w:type="dxa" w:w="1037"/>
+          </w:tcPr>
+          <w:p>
+            <w:r>
+              <w:t>직경X/N8O</w:t>
+            </w:r>
+          </w:p>
+        </w:tc>
+      </w:tr>
+      <w:tr>
+        <w:tc>
+          <w:tcPr>
+            <w:tcW w:type="dxa" w:w="1037"/>
+          </w:tcPr>
+          <w:p>
+            <w:r>
+              <w:t>D86-13</w:t>
+            </w:r>
+          </w:p>
+        </w:tc>
+        <w:tc>
+          <w:tcPr>
+            <w:tcW w:type="dxa" w:w="1037"/>
+          </w:tcPr>
+          <w:p>
+            <w:r>
+              <w:t>58.5</w:t>
+            </w:r>
+          </w:p>
+        </w:tc>
+        <w:tc>
+          <w:tcPr>
+            <w:tcW w:type="dxa" w:w="1037"/>
+          </w:tcPr>
+          <w:p>
+            <w:r>
+              <w:t>0.5</w:t>
+            </w:r>
+          </w:p>
+        </w:tc>
+        <w:tc>
+          <w:tcPr>
+            <w:tcW w:type="dxa" w:w="1037"/>
+          </w:tcPr>
+          <w:p>
+            <w:r>
+              <w:t>128</w:t>
+            </w:r>
+          </w:p>
+        </w:tc>
+        <w:tc>
+          <w:tcPr>
+            <w:tcW w:type="dxa" w:w="1037"/>
+          </w:tcPr>
+          <w:p>
+            <w:r>
+              <w:t>6</w:t>
+            </w:r>
+          </w:p>
+        </w:tc>
+        <w:tc>
+          <w:tcPr>
+            <w:tcW w:type="dxa" w:w="1037"/>
+          </w:tcPr>
+          <w:p>
+            <w:r>
+              <w:t>83.0</w:t>
+            </w:r>
+          </w:p>
+        </w:tc>
+        <w:tc>
+          <w:tcPr>
+            <w:tcW w:type="dxa" w:w="1037"/>
+          </w:tcPr>
+          <w:p>
+            <w:r>
+              <w:t>0.965</w:t>
+            </w:r>
+          </w:p>
+        </w:tc>
+        <w:tc>
+          <w:tcPr>
+            <w:tcW w:type="dxa" w:w="1037"/>
+          </w:tcPr>
+          <w:p>
+            <w:r>
+              <w:t>46.9</w:t>
+            </w:r>
+          </w:p>
+        </w:tc>
+        <w:tc>
+          <w:tcPr>
+            <w:tcW w:type="dxa" w:w="1037"/>
+          </w:tcPr>
+          <w:p>
+            <w:r>
+              <w:t>221</w:t>
+            </w:r>
+          </w:p>
+        </w:tc>
+        <w:tc>
+          <w:tcPr>
+            <w:tcW w:type="dxa" w:w="1037"/>
+          </w:tcPr>
+          <w:p>
+            <w:r>
+              <w:t>직경X/N8O</w:t>
+            </w:r>
+          </w:p>
+        </w:tc>
+      </w:tr>
+      <w:tr>
+        <w:tc>
+          <w:tcPr>
+            <w:tcW w:type="dxa" w:w="1037"/>
+          </w:tcPr>
+          <w:p>
+            <w:r>
+              <w:t>D86-16</w:t>
+            </w:r>
+          </w:p>
+        </w:tc>
+        <w:tc>
+          <w:tcPr>
+            <w:tcW w:type="dxa" w:w="1037"/>
+          </w:tcPr>
+          <w:p>
+            <w:r>
+              <w:t>62.5</w:t>
+            </w:r>
+          </w:p>
+        </w:tc>
+        <w:tc>
+          <w:tcPr>
+            <w:tcW w:type="dxa" w:w="1037"/>
+          </w:tcPr>
+          <w:p>
+            <w:r>
+              <w:t>0.5</w:t>
+            </w:r>
+          </w:p>
+        </w:tc>
+        <w:tc>
+          <w:tcPr>
+            <w:tcW w:type="dxa" w:w="1037"/>
+          </w:tcPr>
+          <w:p>
+            <w:r>
+              <w:t>32</w:t>
+            </w:r>
+          </w:p>
+        </w:tc>
+        <w:tc>
+          <w:tcPr>
+            <w:tcW w:type="dxa" w:w="1037"/>
+          </w:tcPr>
+          <w:p>
+            <w:r>
+              <w:t>6</w:t>
+            </w:r>
+          </w:p>
+        </w:tc>
+        <w:tc>
+          <w:tcPr>
+            <w:tcW w:type="dxa" w:w="1037"/>
+          </w:tcPr>
+          <w:p>
+            <w:r>
+              <w:t>73.4</w:t>
+            </w:r>
+          </w:p>
+        </w:tc>
+        <w:tc>
+          <w:tcPr>
+            <w:tcW w:type="dxa" w:w="1037"/>
+          </w:tcPr>
+          <w:p>
+            <w:r>
+              <w:t>0.854</w:t>
+            </w:r>
+          </w:p>
+        </w:tc>
+        <w:tc>
+          <w:tcPr>
+            <w:tcW w:type="dxa" w:w="1037"/>
+          </w:tcPr>
+          <w:p>
+            <w:r>
+              <w:t>41.5</w:t>
+            </w:r>
+          </w:p>
+        </w:tc>
+        <w:tc>
+          <w:tcPr>
+            <w:tcW w:type="dxa" w:w="1037"/>
+          </w:tcPr>
+          <w:p>
+            <w:r>
+              <w:t>110</w:t>
+            </w:r>
+          </w:p>
+        </w:tc>
+        <w:tc>
+          <w:tcPr>
+            <w:tcW w:type="dxa" w:w="1037"/>
+          </w:tcPr>
+          <w:p>
+            <w:r>
+              <w:t>직경X/N8O</w:t>
+            </w:r>
+          </w:p>
+        </w:tc>
+      </w:tr>
+      <w:tr>
+        <w:tc>
+          <w:tcPr>
+            <w:tcW w:type="dxa" w:w="1037"/>
+          </w:tcPr>
+          <w:p>
+            <w:r>
+              <w:t>D86-17</w:t>
+            </w:r>
+          </w:p>
+        </w:tc>
+        <w:tc>
+          <w:tcPr>
+            <w:tcW w:type="dxa" w:w="1037"/>
+          </w:tcPr>
+          <w:p>
+            <w:r>
+              <w:t>62.5</w:t>
+            </w:r>
+          </w:p>
+        </w:tc>
+        <w:tc>
+          <w:tcPr>
+            <w:tcW w:type="dxa" w:w="1037"/>
+          </w:tcPr>
+          <w:p>
+            <w:r>
+              <w:t>0.5</w:t>
+            </w:r>
+          </w:p>
+        </w:tc>
+        <w:tc>
+          <w:tcPr>
+            <w:tcW w:type="dxa" w:w="1037"/>
+          </w:tcPr>
+          <w:p>
+            <w:r>
+              <w:t>128</w:t>
+            </w:r>
+          </w:p>
+        </w:tc>
+        <w:tc>
+          <w:tcPr>
+            <w:tcW w:type="dxa" w:w="1037"/>
+          </w:tcPr>
+          <w:p>
+            <w:r>
+              <w:t>4</w:t>
+            </w:r>
+          </w:p>
+        </w:tc>
+        <w:tc>
+          <w:tcPr>
+            <w:tcW w:type="dxa" w:w="1037"/>
+          </w:tcPr>
+          <w:p>
+            <w:r>
+              <w:t>71.3</w:t>
+            </w:r>
+          </w:p>
+        </w:tc>
+        <w:tc>
+          <w:tcPr>
+            <w:tcW w:type="dxa" w:w="1037"/>
+          </w:tcPr>
+          <w:p>
+            <w:r>
+              <w:t>0.829</w:t>
+            </w:r>
+          </w:p>
+        </w:tc>
+        <w:tc>
+          <w:tcPr>
+            <w:tcW w:type="dxa" w:w="1037"/>
+          </w:tcPr>
+          <w:p>
+            <w:r>
+              <w:t>40.4</w:t>
+            </w:r>
+          </w:p>
+        </w:tc>
+        <w:tc>
+          <w:tcPr>
+            <w:tcW w:type="dxa" w:w="1037"/>
+          </w:tcPr>
+          <w:p>
+            <w:r>
+              <w:t>128</w:t>
+            </w:r>
+          </w:p>
+        </w:tc>
+        <w:tc>
+          <w:tcPr>
+            <w:tcW w:type="dxa" w:w="1037"/>
+          </w:tcPr>
+          <w:p>
+            <w:r>
+              <w:t>직경X/N8O</w:t>
+            </w:r>
+          </w:p>
+        </w:tc>
+      </w:tr>
+      <w:tr>
+        <w:tc>
+          <w:tcPr>
+            <w:tcW w:type="dxa" w:w="1037"/>
+          </w:tcPr>
+          <w:p>
+            <w:r>
+              <w:t>D86-01</w:t>
+            </w:r>
+          </w:p>
+        </w:tc>
+        <w:tc>
+          <w:tcPr>
+            <w:tcW w:type="dxa" w:w="1037"/>
+          </w:tcPr>
+          <w:p>
+            <w:r>
+              <w:t>60.5</w:t>
+            </w:r>
+          </w:p>
+        </w:tc>
+        <w:tc>
+          <w:tcPr>
+            <w:tcW w:type="dxa" w:w="1037"/>
+          </w:tcPr>
+          <w:p>
+            <w:r>
+              <w:t>0.8</w:t>
+            </w:r>
+          </w:p>
+        </w:tc>
+        <w:tc>
+          <w:tcPr>
+            <w:tcW w:type="dxa" w:w="1037"/>
+          </w:tcPr>
+          <w:p>
+            <w:r>
+              <w:t>64</w:t>
+            </w:r>
+          </w:p>
+        </w:tc>
+        <w:tc>
+          <w:tcPr>
+            <w:tcW w:type="dxa" w:w="1037"/>
+          </w:tcPr>
+          <w:p>
+            <w:r>
+              <w:t>4</w:t>
+            </w:r>
+          </w:p>
+        </w:tc>
+        <w:tc>
+          <w:tcPr>
+            <w:tcW w:type="dxa" w:w="1037"/>
+          </w:tcPr>
+          <w:p>
+            <w:r>
+              <w:t>85.6</w:t>
+            </w:r>
+          </w:p>
+        </w:tc>
+        <w:tc>
+          <w:tcPr>
+            <w:tcW w:type="dxa" w:w="1037"/>
+          </w:tcPr>
+          <w:p>
+            <w:r>
+              <w:t>0.995</w:t>
+            </w:r>
+          </w:p>
+        </w:tc>
+        <w:tc>
+          <w:tcPr>
+            <w:tcW w:type="dxa" w:w="1037"/>
+          </w:tcPr>
+          <w:p>
+            <w:r>
+              <w:t>30.2</w:t>
+            </w:r>
+          </w:p>
+        </w:tc>
+        <w:tc>
+          <w:tcPr>
+            <w:tcW w:type="dxa" w:w="1037"/>
+          </w:tcPr>
+          <w:p>
+            <w:r>
+              <w:t>354</w:t>
+            </w:r>
+          </w:p>
+        </w:tc>
+        <w:tc>
+          <w:tcPr>
+            <w:tcW w:type="dxa" w:w="1037"/>
+          </w:tcPr>
+          <w:p>
+            <w:r>
+              <w:t>직경O/N8O</w:t>
+            </w:r>
+          </w:p>
+        </w:tc>
+      </w:tr>
+      <w:tr>
+        <w:tc>
+          <w:tcPr>
+            <w:tcW w:type="dxa" w:w="1037"/>
+          </w:tcPr>
+          <w:p>
+            <w:r>
+              <w:t>D86-02</w:t>
+            </w:r>
+          </w:p>
+        </w:tc>
+        <w:tc>
+          <w:tcPr>
+            <w:tcW w:type="dxa" w:w="1037"/>
+          </w:tcPr>
+          <w:p>
+            <w:r>
+              <w:t>60.5</w:t>
+            </w:r>
+          </w:p>
+        </w:tc>
+        <w:tc>
+          <w:tcPr>
+            <w:tcW w:type="dxa" w:w="1037"/>
+          </w:tcPr>
+          <w:p>
+            <w:r>
+              <w:t>0.8</w:t>
+            </w:r>
+          </w:p>
+        </w:tc>
+        <w:tc>
+          <w:tcPr>
+            <w:tcW w:type="dxa" w:w="1037"/>
+          </w:tcPr>
+          <w:p>
+            <w:r>
+              <w:t>64</w:t>
+            </w:r>
+          </w:p>
+        </w:tc>
+        <w:tc>
+          <w:tcPr>
+            <w:tcW w:type="dxa" w:w="1037"/>
+          </w:tcPr>
+          <w:p>
+            <w:r>
+              <w:t>4</w:t>
+            </w:r>
+          </w:p>
+        </w:tc>
+        <w:tc>
+          <w:tcPr>
+            <w:tcW w:type="dxa" w:w="1037"/>
+          </w:tcPr>
+          <w:p>
+            <w:r>
+              <w:t>85.1</w:t>
+            </w:r>
+          </w:p>
+        </w:tc>
+        <w:tc>
+          <w:tcPr>
+            <w:tcW w:type="dxa" w:w="1037"/>
+          </w:tcPr>
+          <w:p>
+            <w:r>
+              <w:t>0.989</w:t>
+            </w:r>
+          </w:p>
+        </w:tc>
+        <w:tc>
+          <w:tcPr>
+            <w:tcW w:type="dxa" w:w="1037"/>
+          </w:tcPr>
+          <w:p>
+            <w:r>
+              <w:t>30.1</w:t>
+            </w:r>
+          </w:p>
+        </w:tc>
+        <w:tc>
+          <w:tcPr>
+            <w:tcW w:type="dxa" w:w="1037"/>
+          </w:tcPr>
+          <w:p>
+            <w:r>
+              <w:t>156</w:t>
+            </w:r>
+          </w:p>
+        </w:tc>
+        <w:tc>
+          <w:tcPr>
+            <w:tcW w:type="dxa" w:w="1037"/>
+          </w:tcPr>
+          <w:p>
+            <w:r>
+              <w:t>직경O/N8O</w:t>
+            </w:r>
+          </w:p>
+        </w:tc>
+      </w:tr>
+      <w:tr>
+        <w:tc>
+          <w:tcPr>
+            <w:tcW w:type="dxa" w:w="1037"/>
+          </w:tcPr>
+          <w:p>
+            <w:r>
+              <w:t>D86-03</w:t>
+            </w:r>
+          </w:p>
+        </w:tc>
+        <w:tc>
+          <w:tcPr>
+            <w:tcW w:type="dxa" w:w="1037"/>
+          </w:tcPr>
+          <w:p>
+            <w:r>
+              <w:t>60.5</w:t>
+            </w:r>
+          </w:p>
+        </w:tc>
+        <w:tc>
+          <w:tcPr>
+            <w:tcW w:type="dxa" w:w="1037"/>
+          </w:tcPr>
+          <w:p>
+            <w:r>
+              <w:t>0.8</w:t>
+            </w:r>
+          </w:p>
+        </w:tc>
+        <w:tc>
+          <w:tcPr>
+            <w:tcW w:type="dxa" w:w="1037"/>
+          </w:tcPr>
+          <w:p>
+            <w:r>
+              <w:t>64</w:t>
+            </w:r>
+          </w:p>
+        </w:tc>
+        <w:tc>
+          <w:tcPr>
+            <w:tcW w:type="dxa" w:w="1037"/>
+          </w:tcPr>
+          <w:p>
+            <w:r>
+              <w:t>4</w:t>
+            </w:r>
+          </w:p>
+        </w:tc>
+        <w:tc>
+          <w:tcPr>
+            <w:tcW w:type="dxa" w:w="1037"/>
+          </w:tcPr>
+          <w:p>
+            <w:r>
+              <w:t>85.6</w:t>
+            </w:r>
+          </w:p>
+        </w:tc>
+        <w:tc>
+          <w:tcPr>
+            <w:tcW w:type="dxa" w:w="1037"/>
+          </w:tcPr>
+          <w:p>
+            <w:r>
+              <w:t>0.995</w:t>
+            </w:r>
+          </w:p>
+        </w:tc>
+        <w:tc>
+          <w:tcPr>
+            <w:tcW w:type="dxa" w:w="1037"/>
+          </w:tcPr>
+          <w:p>
+            <w:r>
+              <w:t>30.2</w:t>
+            </w:r>
+          </w:p>
+        </w:tc>
+        <w:tc>
+          <w:tcPr>
+            <w:tcW w:type="dxa" w:w="1037"/>
+          </w:tcPr>
+          <w:p>
+            <w:r>
+              <w:t>191</w:t>
+            </w:r>
+          </w:p>
+        </w:tc>
+        <w:tc>
+          <w:tcPr>
+            <w:tcW w:type="dxa" w:w="1037"/>
+          </w:tcPr>
+          <w:p>
+            <w:r>
+              <w:t>직경O/N8O</w:t>
+            </w:r>
+          </w:p>
+        </w:tc>
+      </w:tr>
+      <w:tr>
+        <w:tc>
+          <w:tcPr>
+            <w:tcW w:type="dxa" w:w="1037"/>
+          </w:tcPr>
+          <w:p>
+            <w:r>
+              <w:t>D86-04</w:t>
+            </w:r>
+          </w:p>
+        </w:tc>
+        <w:tc>
+          <w:tcPr>
+            <w:tcW w:type="dxa" w:w="1037"/>
+          </w:tcPr>
+          <w:p>
+            <w:r>
+              <w:t>58.5</w:t>
+            </w:r>
+          </w:p>
+        </w:tc>
+        <w:tc>
+          <w:tcPr>
+            <w:tcW w:type="dxa" w:w="1037"/>
+          </w:tcPr>
+          <w:p>
+            <w:r>
+              <w:t>0.8</w:t>
+            </w:r>
+          </w:p>
+        </w:tc>
+        <w:tc>
+          <w:tcPr>
+            <w:tcW w:type="dxa" w:w="1037"/>
+          </w:tcPr>
+          <w:p>
+            <w:r>
+              <w:t>64</w:t>
+            </w:r>
+          </w:p>
+        </w:tc>
+        <w:tc>
+          <w:tcPr>
+            <w:tcW w:type="dxa" w:w="1037"/>
+          </w:tcPr>
+          <w:p>
+            <w:r>
+              <w:t>4</w:t>
+            </w:r>
+          </w:p>
+        </w:tc>
+        <w:tc>
+          <w:tcPr>
+            <w:tcW w:type="dxa" w:w="1037"/>
+          </w:tcPr>
+          <w:p>
+            <w:r>
+              <w:t>82.6</w:t>
+            </w:r>
+          </w:p>
+        </w:tc>
+        <w:tc>
+          <w:tcPr>
+            <w:tcW w:type="dxa" w:w="1037"/>
+          </w:tcPr>
+          <w:p>
+            <w:r>
+              <w:t>0.960</w:t>
+            </w:r>
+          </w:p>
+        </w:tc>
+        <w:tc>
+          <w:tcPr>
+            <w:tcW w:type="dxa" w:w="1037"/>
+          </w:tcPr>
+          <w:p>
+            <w:r>
+              <w:t>29.2</w:t>
+            </w:r>
+          </w:p>
+        </w:tc>
+        <w:tc>
+          <w:tcPr>
+            <w:tcW w:type="dxa" w:w="1037"/>
+          </w:tcPr>
+          <w:p>
+            <w:r>
+              <w:t>168</w:t>
+            </w:r>
+          </w:p>
+        </w:tc>
+        <w:tc>
+          <w:tcPr>
+            <w:tcW w:type="dxa" w:w="1037"/>
+          </w:tcPr>
+          <w:p>
+            <w:r>
+              <w:t>직경X/N8O</w:t>
+            </w:r>
+          </w:p>
+        </w:tc>
+      </w:tr>
+      <w:tr>
+        <w:tc>
+          <w:tcPr>
+            <w:tcW w:type="dxa" w:w="1037"/>
+          </w:tcPr>
+          <w:p>
+            <w:r>
+              <w:t>D86-05</w:t>
+            </w:r>
+          </w:p>
+        </w:tc>
+        <w:tc>
+          <w:tcPr>
+            <w:tcW w:type="dxa" w:w="1037"/>
+          </w:tcPr>
+          <w:p>
+            <w:r>
+              <w:t>62.5</w:t>
+            </w:r>
+          </w:p>
+        </w:tc>
+        <w:tc>
+          <w:tcPr>
+            <w:tcW w:type="dxa" w:w="1037"/>
+          </w:tcPr>
+          <w:p>
+            <w:r>
+              <w:t>0.8</w:t>
+            </w:r>
+          </w:p>
+        </w:tc>
+        <w:tc>
+          <w:tcPr>
+            <w:tcW w:type="dxa" w:w="1037"/>
+          </w:tcPr>
+          <w:p>
+            <w:r>
+              <w:t>64</w:t>
+            </w:r>
+          </w:p>
+        </w:tc>
+        <w:tc>
+          <w:tcPr>
+            <w:tcW w:type="dxa" w:w="1037"/>
+          </w:tcPr>
+          <w:p>
+            <w:r>
+              <w:t>4</w:t>
+            </w:r>
+          </w:p>
+        </w:tc>
+        <w:tc>
+          <w:tcPr>
+            <w:tcW w:type="dxa" w:w="1037"/>
+          </w:tcPr>
+          <w:p>
+            <w:r>
+              <w:t>76.8</w:t>
+            </w:r>
+          </w:p>
+        </w:tc>
+        <w:tc>
+          <w:tcPr>
+            <w:tcW w:type="dxa" w:w="1037"/>
+          </w:tcPr>
+          <w:p>
+            <w:r>
+              <w:t>0.893</w:t>
+            </w:r>
+          </w:p>
+        </w:tc>
+        <w:tc>
+          <w:tcPr>
+            <w:tcW w:type="dxa" w:w="1037"/>
+          </w:tcPr>
+          <w:p>
+            <w:r>
+              <w:t>27.2</w:t>
+            </w:r>
+          </w:p>
+        </w:tc>
+        <w:tc>
+          <w:tcPr>
+            <w:tcW w:type="dxa" w:w="1037"/>
+          </w:tcPr>
+          <w:p>
+            <w:r>
+              <w:t>164</w:t>
+            </w:r>
+          </w:p>
+        </w:tc>
+        <w:tc>
+          <w:tcPr>
+            <w:tcW w:type="dxa" w:w="1037"/>
+          </w:tcPr>
+          <w:p>
+            <w:r>
+              <w:t>직경X/N8X</w:t>
+            </w:r>
+          </w:p>
+        </w:tc>
+      </w:tr>
+      <w:tr>
+        <w:tc>
+          <w:tcPr>
+            <w:tcW w:type="dxa" w:w="1037"/>
+          </w:tcPr>
+          <w:p>
+            <w:r>
+              <w:t>D86-08</w:t>
+            </w:r>
+          </w:p>
+        </w:tc>
+        <w:tc>
+          <w:tcPr>
+            <w:tcW w:type="dxa" w:w="1037"/>
+          </w:tcPr>
+          <w:p>
+            <w:r>
+              <w:t>60.5</w:t>
+            </w:r>
+          </w:p>
+        </w:tc>
+        <w:tc>
+          <w:tcPr>
+            <w:tcW w:type="dxa" w:w="1037"/>
+          </w:tcPr>
+          <w:p>
+            <w:r>
+              <w:t>0.8</w:t>
+            </w:r>
+          </w:p>
+        </w:tc>
+        <w:tc>
+          <w:tcPr>
+            <w:tcW w:type="dxa" w:w="1037"/>
+          </w:tcPr>
+          <w:p>
+            <w:r>
+              <w:t>32</w:t>
+            </w:r>
+          </w:p>
+        </w:tc>
+        <w:tc>
+          <w:tcPr>
+            <w:tcW w:type="dxa" w:w="1037"/>
+          </w:tcPr>
+          <w:p>
+            <w:r>
+              <w:t>4</w:t>
+            </w:r>
+          </w:p>
+        </w:tc>
+        <w:tc>
+          <w:tcPr>
+            <w:tcW w:type="dxa" w:w="1037"/>
+          </w:tcPr>
+          <w:p>
+            <w:r>
+              <w:t>85.1</w:t>
+            </w:r>
+          </w:p>
+        </w:tc>
+        <w:tc>
+          <w:tcPr>
+            <w:tcW w:type="dxa" w:w="1037"/>
+          </w:tcPr>
+          <w:p>
+            <w:r>
+              <w:t>0.989</w:t>
+            </w:r>
+          </w:p>
+        </w:tc>
+        <w:tc>
+          <w:tcPr>
+            <w:tcW w:type="dxa" w:w="1037"/>
+          </w:tcPr>
+          <w:p>
+            <w:r>
+              <w:t>30.1</w:t>
+            </w:r>
+          </w:p>
+        </w:tc>
+        <w:tc>
+          <w:tcPr>
+            <w:tcW w:type="dxa" w:w="1037"/>
+          </w:tcPr>
+          <w:p>
+            <w:r>
+              <w:t>118</w:t>
+            </w:r>
+          </w:p>
+        </w:tc>
+        <w:tc>
+          <w:tcPr>
+            <w:tcW w:type="dxa" w:w="1037"/>
+          </w:tcPr>
+          <w:p>
+            <w:r>
+              <w:t>직경O/N8O</w:t>
+            </w:r>
+          </w:p>
+        </w:tc>
+      </w:tr>
+      <w:tr>
+        <w:tc>
+          <w:tcPr>
+            <w:tcW w:type="dxa" w:w="1037"/>
+          </w:tcPr>
+          <w:p>
+            <w:r>
+              <w:t>D86-09</w:t>
+            </w:r>
+          </w:p>
+        </w:tc>
+        <w:tc>
+          <w:tcPr>
+            <w:tcW w:type="dxa" w:w="1037"/>
+          </w:tcPr>
+          <w:p>
+            <w:r>
+              <w:t>60.5</w:t>
+            </w:r>
+          </w:p>
+        </w:tc>
+        <w:tc>
+          <w:tcPr>
+            <w:tcW w:type="dxa" w:w="1037"/>
+          </w:tcPr>
+          <w:p>
+            <w:r>
+              <w:t>0.8</w:t>
+            </w:r>
+          </w:p>
+        </w:tc>
+        <w:tc>
+          <w:tcPr>
+            <w:tcW w:type="dxa" w:w="1037"/>
+          </w:tcPr>
+          <w:p>
+            <w:r>
+              <w:t>128</w:t>
+            </w:r>
+          </w:p>
+        </w:tc>
+        <w:tc>
+          <w:tcPr>
+            <w:tcW w:type="dxa" w:w="1037"/>
+          </w:tcPr>
+          <w:p>
+            <w:r>
+              <w:t>4</w:t>
+            </w:r>
+          </w:p>
+        </w:tc>
+        <w:tc>
+          <w:tcPr>
+            <w:tcW w:type="dxa" w:w="1037"/>
+          </w:tcPr>
+          <w:p>
+            <w:r>
+              <w:t>85.3</w:t>
+            </w:r>
+          </w:p>
+        </w:tc>
+        <w:tc>
+          <w:tcPr>
+            <w:tcW w:type="dxa" w:w="1037"/>
+          </w:tcPr>
+          <w:p>
+            <w:r>
+              <w:t>0.991</w:t>
+            </w:r>
+          </w:p>
+        </w:tc>
+        <w:tc>
+          <w:tcPr>
+            <w:tcW w:type="dxa" w:w="1037"/>
+          </w:tcPr>
+          <w:p>
+            <w:r>
+              <w:t>30.1</w:t>
+            </w:r>
+          </w:p>
+        </w:tc>
+        <w:tc>
+          <w:tcPr>
+            <w:tcW w:type="dxa" w:w="1037"/>
+          </w:tcPr>
+          <w:p>
+            <w:r>
+              <w:t>134</w:t>
+            </w:r>
+          </w:p>
+        </w:tc>
+        <w:tc>
+          <w:tcPr>
+            <w:tcW w:type="dxa" w:w="1037"/>
+          </w:tcPr>
+          <w:p>
+            <w:r>
+              <w:t>직경O/N8O</w:t>
+            </w:r>
+          </w:p>
+        </w:tc>
+      </w:tr>
+      <w:tr>
+        <w:tc>
+          <w:tcPr>
+            <w:tcW w:type="dxa" w:w="1037"/>
+          </w:tcPr>
+          <w:p>
+            <w:r>
+              <w:t>D86-10</w:t>
+            </w:r>
+          </w:p>
+        </w:tc>
+        <w:tc>
+          <w:tcPr>
+            <w:tcW w:type="dxa" w:w="1037"/>
+          </w:tcPr>
+          <w:p>
+            <w:r>
+              <w:t>60.5</w:t>
+            </w:r>
+          </w:p>
+        </w:tc>
+        <w:tc>
+          <w:tcPr>
+            <w:tcW w:type="dxa" w:w="1037"/>
+          </w:tcPr>
+          <w:p>
+            <w:r>
+              <w:t>0.8</w:t>
+            </w:r>
+          </w:p>
+        </w:tc>
+        <w:tc>
+          <w:tcPr>
+            <w:tcW w:type="dxa" w:w="1037"/>
+          </w:tcPr>
+          <w:p>
+            <w:r>
+              <w:t>64</w:t>
+            </w:r>
+          </w:p>
+        </w:tc>
+        <w:tc>
+          <w:tcPr>
+            <w:tcW w:type="dxa" w:w="1037"/>
+          </w:tcPr>
+          <w:p>
+            <w:r>
+              <w:t>6</w:t>
+            </w:r>
+          </w:p>
+        </w:tc>
+        <w:tc>
+          <w:tcPr>
+            <w:tcW w:type="dxa" w:w="1037"/>
+          </w:tcPr>
+          <w:p>
+            <w:r>
+              <w:t>85.0</w:t>
+            </w:r>
+          </w:p>
+        </w:tc>
+        <w:tc>
+          <w:tcPr>
+            <w:tcW w:type="dxa" w:w="1037"/>
+          </w:tcPr>
+          <w:p>
+            <w:r>
+              <w:t>0.988</w:t>
+            </w:r>
+          </w:p>
+        </w:tc>
+        <w:tc>
+          <w:tcPr>
+            <w:tcW w:type="dxa" w:w="1037"/>
+          </w:tcPr>
+          <w:p>
+            <w:r>
+              <w:t>30.1</w:t>
+            </w:r>
+          </w:p>
+        </w:tc>
+        <w:tc>
+          <w:tcPr>
+            <w:tcW w:type="dxa" w:w="1037"/>
+          </w:tcPr>
+          <w:p>
+            <w:r>
+              <w:t>143</w:t>
+            </w:r>
+          </w:p>
+        </w:tc>
+        <w:tc>
+          <w:tcPr>
+            <w:tcW w:type="dxa" w:w="1037"/>
+          </w:tcPr>
+          <w:p>
+            <w:r>
+              <w:t>직경O/N8O</w:t>
+            </w:r>
+          </w:p>
+        </w:tc>
+      </w:tr>
+      <w:tr>
+        <w:tc>
+          <w:tcPr>
+            <w:tcW w:type="dxa" w:w="1037"/>
+          </w:tcPr>
+          <w:p>
+            <w:r>
+              <w:t>D86-07</w:t>
+            </w:r>
+          </w:p>
+        </w:tc>
+        <w:tc>
+          <w:tcPr>
+            <w:tcW w:type="dxa" w:w="1037"/>
+          </w:tcPr>
+          <w:p>
+            <w:r>
+              <w:t>60.5</w:t>
+            </w:r>
+          </w:p>
+        </w:tc>
+        <w:tc>
+          <w:tcPr>
+            <w:tcW w:type="dxa" w:w="1037"/>
+          </w:tcPr>
+          <w:p>
+            <w:r>
+              <w:t>1.5</w:t>
+            </w:r>
+          </w:p>
+        </w:tc>
+        <w:tc>
+          <w:tcPr>
+            <w:tcW w:type="dxa" w:w="1037"/>
+          </w:tcPr>
+          <w:p>
+            <w:r>
+              <w:t>64</w:t>
+            </w:r>
+          </w:p>
+        </w:tc>
+        <w:tc>
+          <w:tcPr>
+            <w:tcW w:type="dxa" w:w="1037"/>
+          </w:tcPr>
+          <w:p>
+            <w:r>
+              <w:t>4</w:t>
+            </w:r>
+          </w:p>
+        </w:tc>
+        <w:tc>
+          <w:tcPr>
+            <w:tcW w:type="dxa" w:w="1037"/>
+          </w:tcPr>
+          <w:p>
+            <w:r>
+              <w:t>84.3</w:t>
+            </w:r>
+          </w:p>
+        </w:tc>
+        <w:tc>
+          <w:tcPr>
+            <w:tcW w:type="dxa" w:w="1037"/>
+          </w:tcPr>
+          <w:p>
+            <w:r>
+              <w:t>0.980</w:t>
+            </w:r>
+          </w:p>
+        </w:tc>
+        <w:tc>
+          <w:tcPr>
+            <w:tcW w:type="dxa" w:w="1037"/>
+          </w:tcPr>
+          <w:p>
+            <w:r>
+              <w:t>15.9</w:t>
+            </w:r>
+          </w:p>
+        </w:tc>
+        <w:tc>
+          <w:tcPr>
+            <w:tcW w:type="dxa" w:w="1037"/>
+          </w:tcPr>
+          <w:p>
+            <w:r>
+              <w:t>314</w:t>
+            </w:r>
+          </w:p>
+        </w:tc>
+        <w:tc>
+          <w:tcPr>
+            <w:tcW w:type="dxa" w:w="1037"/>
+          </w:tcPr>
+          <w:p>
+            <w:r>
+              <w:t>직경O/N8X</w:t>
+            </w:r>
+          </w:p>
+        </w:tc>
+      </w:tr>
+      <w:tr>
+        <w:tc>
+          <w:tcPr>
+            <w:tcW w:type="dxa" w:w="1037"/>
+          </w:tcPr>
+          <w:p>
+            <w:r>
+              <w:t>D86-11</w:t>
+            </w:r>
+          </w:p>
+        </w:tc>
+        <w:tc>
+          <w:tcPr>
+            <w:tcW w:type="dxa" w:w="1037"/>
+          </w:tcPr>
+          <w:p>
+            <w:r>
+              <w:t>60.5</w:t>
+            </w:r>
+          </w:p>
+        </w:tc>
+        <w:tc>
+          <w:tcPr>
+            <w:tcW w:type="dxa" w:w="1037"/>
+          </w:tcPr>
+          <w:p>
+            <w:r>
+              <w:t>1.5</w:t>
+            </w:r>
+          </w:p>
+        </w:tc>
+        <w:tc>
+          <w:tcPr>
+            <w:tcW w:type="dxa" w:w="1037"/>
+          </w:tcPr>
+          <w:p>
+            <w:r>
+              <w:t>64</w:t>
+            </w:r>
+          </w:p>
+        </w:tc>
+        <w:tc>
+          <w:tcPr>
+            <w:tcW w:type="dxa" w:w="1037"/>
+          </w:tcPr>
+          <w:p>
+            <w:r>
+              <w:t>6</w:t>
+            </w:r>
+          </w:p>
+        </w:tc>
+        <w:tc>
+          <w:tcPr>
+            <w:tcW w:type="dxa" w:w="1037"/>
+          </w:tcPr>
+          <w:p>
+            <w:r>
+              <w:t>83.7</w:t>
+            </w:r>
+          </w:p>
+        </w:tc>
+        <w:tc>
+          <w:tcPr>
+            <w:tcW w:type="dxa" w:w="1037"/>
+          </w:tcPr>
+          <w:p>
+            <w:r>
+              <w:t>0.974</w:t>
+            </w:r>
+          </w:p>
+        </w:tc>
+        <w:tc>
+          <w:tcPr>
+            <w:tcW w:type="dxa" w:w="1037"/>
+          </w:tcPr>
+          <w:p>
+            <w:r>
+              <w:t>15.8</w:t>
+            </w:r>
+          </w:p>
+        </w:tc>
+        <w:tc>
+          <w:tcPr>
+            <w:tcW w:type="dxa" w:w="1037"/>
+          </w:tcPr>
+          <w:p>
+            <w:r>
+              <w:t>143</w:t>
+            </w:r>
+          </w:p>
+        </w:tc>
+        <w:tc>
+          <w:tcPr>
+            <w:tcW w:type="dxa" w:w="1037"/>
+          </w:tcPr>
+          <w:p>
+            <w:r>
+              <w:t>직경O/N8X</w:t>
+            </w:r>
+          </w:p>
+        </w:tc>
+      </w:tr>
+      <w:tr>
+        <w:tc>
+          <w:tcPr>
+            <w:tcW w:type="dxa" w:w="1037"/>
+          </w:tcPr>
+          <w:p>
+            <w:r>
+              <w:t>D86-14</w:t>
+            </w:r>
+          </w:p>
+        </w:tc>
+        <w:tc>
+          <w:tcPr>
+            <w:tcW w:type="dxa" w:w="1037"/>
+          </w:tcPr>
+          <w:p>
+            <w:r>
+              <w:t>58.5</w:t>
+            </w:r>
+          </w:p>
+        </w:tc>
+        <w:tc>
+          <w:tcPr>
+            <w:tcW w:type="dxa" w:w="1037"/>
+          </w:tcPr>
+          <w:p>
+            <w:r>
+              <w:t>1.5</w:t>
+            </w:r>
+          </w:p>
+        </w:tc>
+        <w:tc>
+          <w:tcPr>
+            <w:tcW w:type="dxa" w:w="1037"/>
+          </w:tcPr>
+          <w:p>
+            <w:r>
+              <w:t>32</w:t>
+            </w:r>
+          </w:p>
+        </w:tc>
+        <w:tc>
+          <w:tcPr>
+            <w:tcW w:type="dxa" w:w="1037"/>
+          </w:tcPr>
+          <w:p>
+            <w:r>
+              <w:t>6</w:t>
+            </w:r>
+          </w:p>
+        </w:tc>
+        <w:tc>
+          <w:tcPr>
+            <w:tcW w:type="dxa" w:w="1037"/>
+          </w:tcPr>
+          <w:p>
+            <w:r>
+              <w:t>79.8</w:t>
+            </w:r>
+          </w:p>
+        </w:tc>
+        <w:tc>
+          <w:tcPr>
+            <w:tcW w:type="dxa" w:w="1037"/>
+          </w:tcPr>
+          <w:p>
+            <w:r>
+              <w:t>0.928</w:t>
+            </w:r>
+          </w:p>
+        </w:tc>
+        <w:tc>
+          <w:tcPr>
+            <w:tcW w:type="dxa" w:w="1037"/>
+          </w:tcPr>
+          <w:p>
+            <w:r>
+              <w:t>15.0</w:t>
+            </w:r>
+          </w:p>
+        </w:tc>
+        <w:tc>
+          <w:tcPr>
+            <w:tcW w:type="dxa" w:w="1037"/>
+          </w:tcPr>
+          <w:p>
+            <w:r>
+              <w:t>430</w:t>
+            </w:r>
+          </w:p>
+        </w:tc>
+        <w:tc>
+          <w:tcPr>
+            <w:tcW w:type="dxa" w:w="1037"/>
+          </w:tcPr>
+          <w:p>
+            <w:r>
+              <w:t>직경X/N8X</w:t>
+            </w:r>
+          </w:p>
+        </w:tc>
+      </w:tr>
+      <w:tr>
+        <w:tc>
+          <w:tcPr>
+            <w:tcW w:type="dxa" w:w="1037"/>
+          </w:tcPr>
+          <w:p>
+            <w:r>
+              <w:t>D86-15</w:t>
+            </w:r>
+          </w:p>
+        </w:tc>
+        <w:tc>
+          <w:tcPr>
+            <w:tcW w:type="dxa" w:w="1037"/>
+          </w:tcPr>
+          <w:p>
+            <w:r>
+              <w:t>58.5</w:t>
+            </w:r>
+          </w:p>
+        </w:tc>
+        <w:tc>
+          <w:tcPr>
+            <w:tcW w:type="dxa" w:w="1037"/>
+          </w:tcPr>
+          <w:p>
+            <w:r>
+              <w:t>1.5</w:t>
+            </w:r>
+          </w:p>
+        </w:tc>
+        <w:tc>
+          <w:tcPr>
+            <w:tcW w:type="dxa" w:w="1037"/>
+          </w:tcPr>
+          <w:p>
+            <w:r>
+              <w:t>128</w:t>
+            </w:r>
+          </w:p>
+        </w:tc>
+        <w:tc>
+          <w:tcPr>
+            <w:tcW w:type="dxa" w:w="1037"/>
+          </w:tcPr>
+          <w:p>
+            <w:r>
+              <w:t>4</w:t>
+            </w:r>
+          </w:p>
+        </w:tc>
+        <w:tc>
+          <w:tcPr>
+            <w:tcW w:type="dxa" w:w="1037"/>
+          </w:tcPr>
+          <w:p>
+            <w:r>
+              <w:t>80.4</w:t>
+            </w:r>
+          </w:p>
+        </w:tc>
+        <w:tc>
+          <w:tcPr>
+            <w:tcW w:type="dxa" w:w="1037"/>
+          </w:tcPr>
+          <w:p>
+            <w:r>
+              <w:t>0.934</w:t>
+            </w:r>
+          </w:p>
+        </w:tc>
+        <w:tc>
+          <w:tcPr>
+            <w:tcW w:type="dxa" w:w="1037"/>
+          </w:tcPr>
+          <w:p>
+            <w:r>
+              <w:t>15.2</w:t>
+            </w:r>
+          </w:p>
+        </w:tc>
+        <w:tc>
+          <w:tcPr>
+            <w:tcW w:type="dxa" w:w="1037"/>
+          </w:tcPr>
+          <w:p>
+            <w:r>
+              <w:t>126</w:t>
+            </w:r>
+          </w:p>
+        </w:tc>
+        <w:tc>
+          <w:tcPr>
+            <w:tcW w:type="dxa" w:w="1037"/>
+          </w:tcPr>
+          <w:p>
+            <w:r>
+              <w:t>직경X/N8X</w:t>
+            </w:r>
+          </w:p>
+        </w:tc>
+      </w:tr>
+      <w:tr>
+        <w:tc>
+          <w:tcPr>
+            <w:tcW w:type="dxa" w:w="1037"/>
+          </w:tcPr>
+          <w:p>
+            <w:r>
+              <w:t>D86-18</w:t>
+            </w:r>
+          </w:p>
+        </w:tc>
+        <w:tc>
+          <w:tcPr>
+            <w:tcW w:type="dxa" w:w="1037"/>
+          </w:tcPr>
+          <w:p>
+            <w:r>
+              <w:t>62.5</w:t>
+            </w:r>
+          </w:p>
+        </w:tc>
+        <w:tc>
+          <w:tcPr>
+            <w:tcW w:type="dxa" w:w="1037"/>
+          </w:tcPr>
+          <w:p>
+            <w:r>
+              <w:t>1.5</w:t>
+            </w:r>
+          </w:p>
+        </w:tc>
+        <w:tc>
+          <w:tcPr>
+            <w:tcW w:type="dxa" w:w="1037"/>
+          </w:tcPr>
+          <w:p>
+            <w:r>
+              <w:t>32</w:t>
+            </w:r>
+          </w:p>
+        </w:tc>
+        <w:tc>
+          <w:tcPr>
+            <w:tcW w:type="dxa" w:w="1037"/>
+          </w:tcPr>
+          <w:p>
+            <w:r>
+              <w:t>4</w:t>
+            </w:r>
+          </w:p>
+        </w:tc>
+        <w:tc>
+          <w:tcPr>
+            <w:tcW w:type="dxa" w:w="1037"/>
+          </w:tcPr>
+          <w:p>
+            <w:r>
+              <w:t>70.9</w:t>
+            </w:r>
+          </w:p>
+        </w:tc>
+        <w:tc>
+          <w:tcPr>
+            <w:tcW w:type="dxa" w:w="1037"/>
+          </w:tcPr>
+          <w:p>
+            <w:r>
+              <w:t>0.825</w:t>
+            </w:r>
+          </w:p>
+        </w:tc>
+        <w:tc>
+          <w:tcPr>
+            <w:tcW w:type="dxa" w:w="1037"/>
+          </w:tcPr>
+          <w:p>
+            <w:r>
+              <w:t>13.4</w:t>
+            </w:r>
+          </w:p>
+        </w:tc>
+        <w:tc>
+          <w:tcPr>
+            <w:tcW w:type="dxa" w:w="1037"/>
+          </w:tcPr>
+          <w:p>
+            <w:r>
+              <w:t>118</w:t>
+            </w:r>
+          </w:p>
+        </w:tc>
+        <w:tc>
+          <w:tcPr>
+            <w:tcW w:type="dxa" w:w="1037"/>
+          </w:tcPr>
+          <w:p>
+            <w:r>
+              <w:t>직경X/N8X</w:t>
+            </w:r>
+          </w:p>
+        </w:tc>
+      </w:tr>
+      <w:tr>
+        <w:tc>
+          <w:tcPr>
+            <w:tcW w:type="dxa" w:w="1037"/>
+          </w:tcPr>
+          <w:p>
+            <w:r>
+              <w:t>D86-19</w:t>
+            </w:r>
+          </w:p>
+        </w:tc>
+        <w:tc>
+          <w:tcPr>
+            <w:tcW w:type="dxa" w:w="1037"/>
+          </w:tcPr>
+          <w:p>
+            <w:r>
+              <w:t>62.5</w:t>
+            </w:r>
+          </w:p>
+        </w:tc>
+        <w:tc>
+          <w:tcPr>
+            <w:tcW w:type="dxa" w:w="1037"/>
+          </w:tcPr>
+          <w:p>
+            <w:r>
+              <w:t>1.5</w:t>
+            </w:r>
+          </w:p>
+        </w:tc>
+        <w:tc>
+          <w:tcPr>
+            <w:tcW w:type="dxa" w:w="1037"/>
+          </w:tcPr>
+          <w:p>
+            <w:r>
+              <w:t>128</w:t>
+            </w:r>
+          </w:p>
+        </w:tc>
+        <w:tc>
+          <w:tcPr>
+            <w:tcW w:type="dxa" w:w="1037"/>
+          </w:tcPr>
+          <w:p>
+            <w:r>
+              <w:t>6</w:t>
+            </w:r>
+          </w:p>
+        </w:tc>
+        <w:tc>
+          <w:tcPr>
+            <w:tcW w:type="dxa" w:w="1037"/>
+          </w:tcPr>
+          <w:p>
+            <w:r>
+              <w:t>71.5</w:t>
+            </w:r>
+          </w:p>
+        </w:tc>
+        <w:tc>
+          <w:tcPr>
+            <w:tcW w:type="dxa" w:w="1037"/>
+          </w:tcPr>
+          <w:p>
+            <w:r>
+              <w:t>0.831</w:t>
+            </w:r>
+          </w:p>
+        </w:tc>
+        <w:tc>
+          <w:tcPr>
+            <w:tcW w:type="dxa" w:w="1037"/>
+          </w:tcPr>
+          <w:p>
+            <w:r>
+              <w:t>13.5</w:t>
+            </w:r>
+          </w:p>
+        </w:tc>
+        <w:tc>
+          <w:tcPr>
+            <w:tcW w:type="dxa" w:w="1037"/>
+          </w:tcPr>
+          <w:p>
+            <w:r>
+              <w:t>127</w:t>
+            </w:r>
+          </w:p>
+        </w:tc>
+        <w:tc>
+          <w:tcPr>
+            <w:tcW w:type="dxa" w:w="1037"/>
+          </w:tcPr>
+          <w:p>
+            <w:r>
+              <w:t>직경X/N8X</w:t>
+            </w:r>
+          </w:p>
+        </w:tc>
+      </w:tr>
+    </w:tbl>
     <w:sectPr>
       <w:footerReference w:type="default" r:id="rId9"/>
       <w:pgSz w:w="12240" w:h="15840"/>
